--- a/static/wp-content/uploads/documents/safekit-technical-overview-en.docx
+++ b/static/wp-content/uploads/documents/safekit-technical-overview-en.docx
@@ -59,6 +59,7 @@
                                 <w:lang w:val="fr-FR"/>
                               </w:rPr>
                             </w:pPr>
+                            <w:proofErr w:type="spellStart"/>
                             <w:r>
                               <w:rPr>
                                 <w:sz w:val="40"/>
@@ -66,13 +67,23 @@
                               </w:rPr>
                               <w:t>Eviden</w:t>
                             </w:r>
+                            <w:proofErr w:type="spellEnd"/>
                             <w:r>
                               <w:rPr>
                                 <w:sz w:val="40"/>
                                 <w:szCs w:val="40"/>
                               </w:rPr>
-                              <w:t xml:space="preserve"> SafeKit</w:t>
+                              <w:t xml:space="preserve"> </w:t>
                             </w:r>
+                            <w:proofErr w:type="spellStart"/>
+                            <w:r>
+                              <w:rPr>
+                                <w:sz w:val="40"/>
+                                <w:szCs w:val="40"/>
+                              </w:rPr>
+                              <w:t>SafeKit</w:t>
+                            </w:r>
+                            <w:proofErr w:type="spellEnd"/>
                           </w:p>
                         </w:txbxContent>
                       </wps:txbx>
@@ -214,7 +225,10 @@
         <w:t>EVD/BR/</w:t>
       </w:r>
       <w:r>
-        <w:t>190226</w:t>
+        <w:t>0210</w:t>
+      </w:r>
+      <w:r>
+        <w:t>26</w:t>
       </w:r>
       <w:r>
         <w:br/>
@@ -228,12 +242,8 @@
     <w:p>
       <w:pPr>
         <w:sectPr>
-          <w:headerReference w:type="even" r:id="rId8"/>
-          <w:headerReference w:type="default" r:id="rId9"/>
-          <w:footerReference w:type="even" r:id="rId10"/>
-          <w:footerReference w:type="default" r:id="rId11"/>
-          <w:headerReference w:type="first" r:id="rId12"/>
-          <w:footerReference w:type="first" r:id="rId13"/>
+          <w:headerReference w:type="default" r:id="rId8"/>
+          <w:footerReference w:type="default" r:id="rId9"/>
           <w:pgSz w:w="11906" w:h="16838" w:code="9"/>
           <w:pgMar w:top="2410" w:right="1134" w:bottom="1418" w:left="1814" w:header="851" w:footer="709" w:gutter="0"/>
           <w:cols w:space="708"/>
@@ -2804,12 +2814,12 @@
       <w:pPr>
         <w:pStyle w:val="Corpsdetexte"/>
         <w:sectPr>
-          <w:headerReference w:type="even" r:id="rId14"/>
-          <w:headerReference w:type="default" r:id="rId15"/>
-          <w:footerReference w:type="even" r:id="rId16"/>
-          <w:footerReference w:type="default" r:id="rId17"/>
-          <w:headerReference w:type="first" r:id="rId18"/>
-          <w:footerReference w:type="first" r:id="rId19"/>
+          <w:headerReference w:type="even" r:id="rId10"/>
+          <w:headerReference w:type="default" r:id="rId11"/>
+          <w:footerReference w:type="even" r:id="rId12"/>
+          <w:footerReference w:type="default" r:id="rId13"/>
+          <w:headerReference w:type="first" r:id="rId14"/>
+          <w:footerReference w:type="first" r:id="rId15"/>
           <w:pgSz w:w="11906" w:h="16838" w:code="9"/>
           <w:pgMar w:top="2410" w:right="1134" w:bottom="1418" w:left="1814" w:header="851" w:footer="709" w:gutter="0"/>
           <w:cols w:space="708"/>
@@ -3452,9 +3462,11 @@
         </w:rPr>
         <w:fldChar w:fldCharType="separate"/>
       </w:r>
+      <w:proofErr w:type="spellStart"/>
       <w:r>
         <w:t>SafeKit</w:t>
       </w:r>
+      <w:proofErr w:type="spellEnd"/>
       <w:r>
         <w:t xml:space="preserve"> cluster</w:t>
       </w:r>
@@ -3527,17 +3539,29 @@
       </w:pPr>
       <w:bookmarkStart w:id="9" w:name="_Toc183700507"/>
       <w:r>
-        <w:t>Introduction to SafeKit</w:t>
+        <w:t xml:space="preserve">Introduction to </w:t>
+      </w:r>
+      <w:proofErr w:type="spellStart"/>
+      <w:r>
+        <w:t>SafeKit</w:t>
       </w:r>
       <w:bookmarkEnd w:id="9"/>
-    </w:p>
-    <w:p>
-      <w:r>
-        <w:t xml:space="preserve">SafeKit, developed by </w:t>
-      </w:r>
+      <w:proofErr w:type="spellEnd"/>
+    </w:p>
+    <w:p>
+      <w:proofErr w:type="spellStart"/>
+      <w:r>
+        <w:t>SafeKit</w:t>
+      </w:r>
+      <w:proofErr w:type="spellEnd"/>
+      <w:r>
+        <w:t xml:space="preserve">, developed by </w:t>
+      </w:r>
+      <w:proofErr w:type="spellStart"/>
       <w:r>
         <w:t>Eviden</w:t>
       </w:r>
+      <w:proofErr w:type="spellEnd"/>
       <w:r>
         <w:t>, is a high availability software solution designed to ensure 24/7 uptime for business-critical applications. It supports both Windows and Linux platforms and eliminates the need for shared disks, enterprise editions of databases, or advanced technical skills, making it a cost-effective alternative to traditional clustering solutions.</w:t>
       </w:r>
@@ -3638,9 +3662,22 @@
       </w:r>
     </w:p>
     <w:p>
+      <w:proofErr w:type="spellStart"/>
       <w:r>
         <w:lastRenderedPageBreak/>
-        <w:t>SafeKit is ideal for software publishers, resellers, and distributors looking to enhance their products with high availability features. It also offers an OEM opportunity for partners to integrate SafeKit into their own applications.</w:t>
+        <w:t>SafeKit</w:t>
+      </w:r>
+      <w:proofErr w:type="spellEnd"/>
+      <w:r>
+        <w:t xml:space="preserve"> is ideal for software publishers, resellers, and distributors looking to enhance their products with high availability features. It also offers an OEM opportunity for partners to integrate </w:t>
+      </w:r>
+      <w:proofErr w:type="spellStart"/>
+      <w:r>
+        <w:t>SafeKit</w:t>
+      </w:r>
+      <w:proofErr w:type="spellEnd"/>
+      <w:r>
+        <w:t xml:space="preserve"> into their own applications.</w:t>
       </w:r>
     </w:p>
     <w:p>
@@ -3648,8 +3685,13 @@
         <w:pStyle w:val="Titre3"/>
       </w:pPr>
       <w:bookmarkStart w:id="10" w:name="_Toc183700508"/>
-      <w:r>
-        <w:t>SafeKit s</w:t>
+      <w:proofErr w:type="spellStart"/>
+      <w:r>
+        <w:t>SafeKit</w:t>
+      </w:r>
+      <w:proofErr w:type="spellEnd"/>
+      <w:r>
+        <w:t xml:space="preserve"> s</w:t>
       </w:r>
       <w:r>
         <w:t>olutions</w:t>
@@ -3668,7 +3710,7 @@
         </w:rPr>
         <w:t xml:space="preserve"> </w:t>
       </w:r>
-      <w:hyperlink r:id="rId20" w:history="1">
+      <w:hyperlink r:id="rId16" w:history="1">
         <w:r>
           <w:rPr>
             <w:rStyle w:val="Lienhypertexte"/>
@@ -3679,13 +3721,39 @@
           <w:rPr>
             <w:rStyle w:val="Lienhypertexte"/>
           </w:rPr>
-          <w:t>ee here for a list of S</w:t>
-        </w:r>
+          <w:t xml:space="preserve">ee here for a list of </w:t>
+        </w:r>
+        <w:proofErr w:type="spellStart"/>
         <w:r>
           <w:rPr>
             <w:rStyle w:val="Lienhypertexte"/>
           </w:rPr>
-          <w:t>afeKit solutions</w:t>
+          <w:t>S</w:t>
+        </w:r>
+        <w:r>
+          <w:rPr>
+            <w:rStyle w:val="Lienhypertexte"/>
+          </w:rPr>
+          <w:t>afeKit</w:t>
+        </w:r>
+        <w:proofErr w:type="spellEnd"/>
+        <w:r>
+          <w:rPr>
+            <w:rStyle w:val="Lienhypertexte"/>
+          </w:rPr>
+          <w:t xml:space="preserve"> sol</w:t>
+        </w:r>
+        <w:r>
+          <w:rPr>
+            <w:rStyle w:val="Lienhypertexte"/>
+          </w:rPr>
+          <w:t>u</w:t>
+        </w:r>
+        <w:r>
+          <w:rPr>
+            <w:rStyle w:val="Lienhypertexte"/>
+          </w:rPr>
+          <w:t>tions</w:t>
         </w:r>
       </w:hyperlink>
       <w:r>
@@ -3787,7 +3855,7 @@
                           <pic:cNvPicPr/>
                         </pic:nvPicPr>
                         <pic:blipFill>
-                          <a:blip r:embed="rId21"/>
+                          <a:blip r:embed="rId17"/>
                           <a:stretch>
                             <a:fillRect/>
                           </a:stretch>
@@ -3981,7 +4049,7 @@
                           <pic:cNvPicPr/>
                         </pic:nvPicPr>
                         <pic:blipFill>
-                          <a:blip r:embed="rId22"/>
+                          <a:blip r:embed="rId18"/>
                           <a:stretch>
                             <a:fillRect/>
                           </a:stretch>
@@ -4040,17 +4108,39 @@
     <w:p>
       <w:bookmarkStart w:id="11" w:name="_Toc86326252"/>
       <w:r>
-        <w:t>Note: Applications running in containers or pods also do not require dedicated restart scripts. SafeKit provides generic restarts and real-time replication of persistent data for these environments</w:t>
+        <w:t xml:space="preserve">Note: Applications running in containers or pods also do not require dedicated restart scripts. </w:t>
+      </w:r>
+      <w:proofErr w:type="spellStart"/>
+      <w:r>
+        <w:t>SafeKit</w:t>
+      </w:r>
+      <w:proofErr w:type="spellEnd"/>
+      <w:r>
+        <w:t xml:space="preserve"> provides generic restarts and real-time replication of persistent data for these environments</w:t>
       </w:r>
       <w:r>
         <w:t xml:space="preserve"> (</w:t>
       </w:r>
-      <w:hyperlink r:id="rId23" w:history="1">
+      <w:hyperlink r:id="rId19" w:history="1">
         <w:r>
           <w:rPr>
             <w:rStyle w:val="Lienhypertexte"/>
           </w:rPr>
-          <w:t>see the list of SafeKit solutions</w:t>
+          <w:t xml:space="preserve">see the list of </w:t>
+        </w:r>
+        <w:proofErr w:type="spellStart"/>
+        <w:r>
+          <w:rPr>
+            <w:rStyle w:val="Lienhypertexte"/>
+          </w:rPr>
+          <w:t>SafeKit</w:t>
+        </w:r>
+        <w:proofErr w:type="spellEnd"/>
+        <w:r>
+          <w:rPr>
+            <w:rStyle w:val="Lienhypertexte"/>
+          </w:rPr>
+          <w:t xml:space="preserve"> solutions</w:t>
         </w:r>
       </w:hyperlink>
       <w:r>
@@ -4065,8 +4155,13 @@
         <w:pStyle w:val="Titre3"/>
       </w:pPr>
       <w:bookmarkStart w:id="12" w:name="_Toc183700509"/>
-      <w:r>
-        <w:t>SafeKit a</w:t>
+      <w:proofErr w:type="spellStart"/>
+      <w:r>
+        <w:t>SafeKit</w:t>
+      </w:r>
+      <w:proofErr w:type="spellEnd"/>
+      <w:r>
+        <w:t xml:space="preserve"> a</w:t>
       </w:r>
       <w:r>
         <w:t>rchitectures</w:t>
@@ -4074,8 +4169,13 @@
       <w:bookmarkEnd w:id="12"/>
     </w:p>
     <w:p>
-      <w:r>
-        <w:t>SafeKit off</w:t>
+      <w:proofErr w:type="spellStart"/>
+      <w:r>
+        <w:t>SafeKit</w:t>
+      </w:r>
+      <w:proofErr w:type="spellEnd"/>
+      <w:r>
+        <w:t xml:space="preserve"> off</w:t>
       </w:r>
       <w:r>
         <w:t>ers two basic high availability clusters</w:t>
@@ -4148,11 +4248,19 @@
         <w:t xml:space="preserve">the </w:t>
       </w:r>
       <w:hyperlink w:anchor="_The_SafeKit_farm+mirror_1" w:history="1">
+        <w:proofErr w:type="spellStart"/>
         <w:r>
           <w:rPr>
             <w:rStyle w:val="Lienhypertexte"/>
           </w:rPr>
-          <w:t>farm+mirror cluster</w:t>
+          <w:t>farm+mirror</w:t>
+        </w:r>
+        <w:proofErr w:type="spellEnd"/>
+        <w:r>
+          <w:rPr>
+            <w:rStyle w:val="Lienhypertexte"/>
+          </w:rPr>
+          <w:t xml:space="preserve"> cluster</w:t>
         </w:r>
       </w:hyperlink>
       <w:r>
@@ -4219,8 +4327,16 @@
         <w:rPr>
           <w:lang w:eastAsia="en-US"/>
         </w:rPr>
-        <w:t>Specific clusters are also interesting to consider with SafeKit</w:t>
-      </w:r>
+        <w:t xml:space="preserve">Specific clusters are also interesting to consider with </w:t>
+      </w:r>
+      <w:proofErr w:type="spellStart"/>
+      <w:r>
+        <w:rPr>
+          <w:lang w:eastAsia="en-US"/>
+        </w:rPr>
+        <w:t>SafeKit</w:t>
+      </w:r>
+      <w:proofErr w:type="spellEnd"/>
       <w:r>
         <w:rPr>
           <w:lang w:eastAsia="en-US"/>
@@ -4299,8 +4415,13 @@
       <w:bookmarkStart w:id="18" w:name="_Toc291390468"/>
       <w:bookmarkStart w:id="19" w:name="_Toc179974178"/>
       <w:bookmarkStart w:id="20" w:name="_Toc183700510"/>
-      <w:r>
-        <w:t>SafeKit cluster definition</w:t>
+      <w:proofErr w:type="spellStart"/>
+      <w:r>
+        <w:t>SafeKit</w:t>
+      </w:r>
+      <w:proofErr w:type="spellEnd"/>
+      <w:r>
+        <w:t xml:space="preserve"> cluster definition</w:t>
       </w:r>
       <w:bookmarkEnd w:id="13"/>
       <w:bookmarkEnd w:id="14"/>
@@ -4313,12 +4434,36 @@
     </w:p>
     <w:p>
       <w:r>
-        <w:t xml:space="preserve">A SafeKit cluster is a set of servers where SafeKit is installed and running. </w:t>
-      </w:r>
-    </w:p>
-    <w:p>
-      <w:r>
-        <w:t>All servers within a given SafeKit cluster share the same cluster configuration, which includes the list of servers and networks used. These servers communicate with each other to maintain a global view of</w:t>
+        <w:t xml:space="preserve">A </w:t>
+      </w:r>
+      <w:proofErr w:type="spellStart"/>
+      <w:r>
+        <w:t>SafeKit</w:t>
+      </w:r>
+      <w:proofErr w:type="spellEnd"/>
+      <w:r>
+        <w:t xml:space="preserve"> cluster is a set of servers where </w:t>
+      </w:r>
+      <w:proofErr w:type="spellStart"/>
+      <w:r>
+        <w:t>SafeKit</w:t>
+      </w:r>
+      <w:proofErr w:type="spellEnd"/>
+      <w:r>
+        <w:t xml:space="preserve"> is installed and running. </w:t>
+      </w:r>
+    </w:p>
+    <w:p>
+      <w:r>
+        <w:t xml:space="preserve">All servers within a given </w:t>
+      </w:r>
+      <w:proofErr w:type="spellStart"/>
+      <w:r>
+        <w:t>SafeKit</w:t>
+      </w:r>
+      <w:proofErr w:type="spellEnd"/>
+      <w:r>
+        <w:t xml:space="preserve"> cluster share the same cluster configuration, which includes the list of servers and networks used. These servers communicate with each other to maintain a global view of</w:t>
       </w:r>
       <w:r>
         <w:t xml:space="preserve"> the configurations of the</w:t>
@@ -4327,21 +4472,37 @@
         <w:t xml:space="preserve"> </w:t>
       </w:r>
       <w:hyperlink w:anchor="_SafeKit_module_definition" w:history="1">
+        <w:proofErr w:type="spellStart"/>
         <w:r>
           <w:rPr>
             <w:rStyle w:val="Lienhypertexte"/>
           </w:rPr>
-          <w:t>SafeKit modul</w:t>
-        </w:r>
+          <w:t>SafeKit</w:t>
+        </w:r>
+        <w:proofErr w:type="spellEnd"/>
         <w:r>
           <w:rPr>
             <w:rStyle w:val="Lienhypertexte"/>
           </w:rPr>
+          <w:t xml:space="preserve"> modul</w:t>
+        </w:r>
+        <w:r>
+          <w:rPr>
+            <w:rStyle w:val="Lienhypertexte"/>
+          </w:rPr>
           <w:t>es</w:t>
         </w:r>
       </w:hyperlink>
       <w:r>
-        <w:t xml:space="preserve">. A server cannot belong to multiple SafeKit clusters simultaneously. </w:t>
+        <w:t xml:space="preserve">. A server cannot belong to multiple </w:t>
+      </w:r>
+      <w:proofErr w:type="spellStart"/>
+      <w:r>
+        <w:t>SafeKit</w:t>
+      </w:r>
+      <w:proofErr w:type="spellEnd"/>
+      <w:r>
+        <w:t xml:space="preserve"> clusters simultaneously. </w:t>
       </w:r>
     </w:p>
     <w:p>
@@ -4352,7 +4513,23 @@
         <w:t>before</w:t>
       </w:r>
       <w:r>
-        <w:t xml:space="preserve"> the installation and configuration of SafeKit modules. This can be done using the SafeKit web console or through online commands.</w:t>
+        <w:t xml:space="preserve"> the installation and configuration of </w:t>
+      </w:r>
+      <w:proofErr w:type="spellStart"/>
+      <w:r>
+        <w:t>SafeKit</w:t>
+      </w:r>
+      <w:proofErr w:type="spellEnd"/>
+      <w:r>
+        <w:t xml:space="preserve"> modules. This can be done using the </w:t>
+      </w:r>
+      <w:proofErr w:type="spellStart"/>
+      <w:r>
+        <w:t>SafeKit</w:t>
+      </w:r>
+      <w:proofErr w:type="spellEnd"/>
+      <w:r>
+        <w:t xml:space="preserve"> web console or through online commands.</w:t>
       </w:r>
     </w:p>
     <w:p>
@@ -4363,8 +4540,13 @@
       <w:bookmarkStart w:id="22" w:name="_Toc183700511"/>
       <w:bookmarkEnd w:id="11"/>
       <w:bookmarkEnd w:id="21"/>
-      <w:r>
-        <w:t>SafeKit module definition</w:t>
+      <w:proofErr w:type="spellStart"/>
+      <w:r>
+        <w:t>SafeKit</w:t>
+      </w:r>
+      <w:proofErr w:type="spellEnd"/>
+      <w:r>
+        <w:t xml:space="preserve"> module definition</w:t>
       </w:r>
       <w:bookmarkEnd w:id="22"/>
     </w:p>
@@ -4375,9 +4557,11 @@
       <w:r>
         <w:t xml:space="preserve">omization of </w:t>
       </w:r>
+      <w:proofErr w:type="spellStart"/>
       <w:r>
         <w:t>SafeKit</w:t>
       </w:r>
+      <w:proofErr w:type="spellEnd"/>
       <w:r>
         <w:t xml:space="preserve"> for a specific application or hypervisor</w:t>
       </w:r>
@@ -4387,7 +4571,7 @@
       <w:r>
         <w:t xml:space="preserve"> </w:t>
       </w:r>
-      <w:hyperlink r:id="rId24" w:history="1">
+      <w:hyperlink r:id="rId20" w:history="1">
         <w:r>
           <w:rPr>
             <w:rStyle w:val="Lienhypertexte"/>
@@ -4486,7 +4670,23 @@
         <w:t>H</w:t>
       </w:r>
       <w:r>
-        <w:t xml:space="preserve">ypervisors modules (hyperv.safe, kvm.safe) for </w:t>
+        <w:t>ypervisors modules (</w:t>
+      </w:r>
+      <w:proofErr w:type="spellStart"/>
+      <w:r>
+        <w:t>hyperv.safe</w:t>
+      </w:r>
+      <w:proofErr w:type="spellEnd"/>
+      <w:r>
+        <w:t xml:space="preserve">, </w:t>
+      </w:r>
+      <w:proofErr w:type="spellStart"/>
+      <w:r>
+        <w:t>kvm.safe</w:t>
+      </w:r>
+      <w:proofErr w:type="spellEnd"/>
+      <w:r>
+        <w:t xml:space="preserve">) for </w:t>
       </w:r>
       <w:r>
         <w:t xml:space="preserve">real-time </w:t>
@@ -4741,7 +4941,15 @@
         <w:t>I</w:t>
       </w:r>
       <w:r>
-        <w:t>nstall the SafeKit software on both servers,</w:t>
+        <w:t xml:space="preserve">nstall the </w:t>
+      </w:r>
+      <w:proofErr w:type="spellStart"/>
+      <w:r>
+        <w:t>SafeKit</w:t>
+      </w:r>
+      <w:proofErr w:type="spellEnd"/>
+      <w:r>
+        <w:t xml:space="preserve"> software on both servers,</w:t>
       </w:r>
     </w:p>
     <w:p>
@@ -4779,7 +4987,15 @@
         <w:t>s</w:t>
       </w:r>
       <w:r>
-        <w:t xml:space="preserve"> can be done using the SafeKit web console or through online commands.</w:t>
+        <w:t xml:space="preserve"> can be done using the </w:t>
+      </w:r>
+      <w:proofErr w:type="spellStart"/>
+      <w:r>
+        <w:t>SafeKit</w:t>
+      </w:r>
+      <w:proofErr w:type="spellEnd"/>
+      <w:r>
+        <w:t xml:space="preserve"> web console or through online commands.</w:t>
       </w:r>
       <w:r>
         <w:t xml:space="preserve"> </w:t>
@@ -4806,10 +5022,12 @@
         <w:pStyle w:val="Titre3"/>
       </w:pPr>
       <w:bookmarkStart w:id="23" w:name="_Toc183700512"/>
+      <w:proofErr w:type="spellStart"/>
       <w:r>
         <w:lastRenderedPageBreak/>
         <w:t>SafeKit</w:t>
       </w:r>
+      <w:proofErr w:type="spellEnd"/>
       <w:r>
         <w:t xml:space="preserve"> limitations</w:t>
       </w:r>
@@ -4843,13 +5061,47 @@
                 <w:bCs/>
               </w:rPr>
             </w:pPr>
+            <w:proofErr w:type="spellStart"/>
             <w:r>
               <w:rPr>
                 <w:b/>
                 <w:bCs/>
               </w:rPr>
-              <w:t>Typical usage with SafeKit</w:t>
+              <w:t>Typical</w:t>
             </w:r>
+            <w:proofErr w:type="spellEnd"/>
+            <w:r>
+              <w:rPr>
+                <w:b/>
+                <w:bCs/>
+              </w:rPr>
+              <w:t xml:space="preserve"> usage </w:t>
+            </w:r>
+            <w:proofErr w:type="spellStart"/>
+            <w:r>
+              <w:rPr>
+                <w:b/>
+                <w:bCs/>
+              </w:rPr>
+              <w:t>with</w:t>
+            </w:r>
+            <w:proofErr w:type="spellEnd"/>
+            <w:r>
+              <w:rPr>
+                <w:b/>
+                <w:bCs/>
+              </w:rPr>
+              <w:t xml:space="preserve"> </w:t>
+            </w:r>
+            <w:proofErr w:type="spellStart"/>
+            <w:r>
+              <w:rPr>
+                <w:b/>
+                <w:bCs/>
+              </w:rPr>
+              <w:t>SafeKit</w:t>
+            </w:r>
+            <w:proofErr w:type="spellEnd"/>
           </w:p>
         </w:tc>
       </w:tr>
@@ -4880,8 +5132,13 @@
             <w:tcW w:w="2235" w:type="dxa"/>
           </w:tcPr>
           <w:p>
+            <w:proofErr w:type="spellStart"/>
             <w:r>
-              <w:t>Replication &lt; 1 million files</w:t>
+              <w:t>Replication</w:t>
+            </w:r>
+            <w:proofErr w:type="spellEnd"/>
+            <w:r>
+              <w:t xml:space="preserve"> &lt; 1 million files</w:t>
             </w:r>
           </w:p>
         </w:tc>
@@ -4890,14 +5147,27 @@
             <w:tcW w:w="2234" w:type="dxa"/>
           </w:tcPr>
           <w:p>
+            <w:proofErr w:type="spellStart"/>
             <w:r>
-              <w:t xml:space="preserve">Replication </w:t>
+              <w:t>Replication</w:t>
+            </w:r>
+            <w:proofErr w:type="spellEnd"/>
+            <w:r>
+              <w:t xml:space="preserve"> </w:t>
             </w:r>
             <w:r>
               <w:t>&lt;=</w:t>
             </w:r>
             <w:r>
-              <w:t xml:space="preserve"> 32 virtual machines</w:t>
+              <w:t xml:space="preserve"> 32 </w:t>
+            </w:r>
+            <w:proofErr w:type="spellStart"/>
+            <w:r>
+              <w:t>virtual</w:t>
+            </w:r>
+            <w:proofErr w:type="spellEnd"/>
+            <w:r>
+              <w:t xml:space="preserve"> machines</w:t>
             </w:r>
           </w:p>
         </w:tc>
@@ -5062,7 +5332,7 @@
                 <w:lang w:val="en-US"/>
               </w:rPr>
             </w:pPr>
-            <w:hyperlink r:id="rId25" w:history="1">
+            <w:hyperlink r:id="rId21" w:history="1">
               <w:r>
                 <w:rPr>
                   <w:rStyle w:val="Lienhypertexte"/>
@@ -5142,7 +5412,23 @@
           </w:tcPr>
           <w:p>
             <w:r>
-              <w:t>Use shared storage.</w:t>
+              <w:t xml:space="preserve">Use </w:t>
+            </w:r>
+            <w:proofErr w:type="spellStart"/>
+            <w:r>
+              <w:t>shared</w:t>
+            </w:r>
+            <w:proofErr w:type="spellEnd"/>
+            <w:r>
+              <w:t xml:space="preserve"> </w:t>
+            </w:r>
+            <w:proofErr w:type="spellStart"/>
+            <w:r>
+              <w:t>storage</w:t>
+            </w:r>
+            <w:proofErr w:type="spellEnd"/>
+            <w:r>
+              <w:t>.</w:t>
             </w:r>
           </w:p>
         </w:tc>
@@ -5160,7 +5446,21 @@
               <w:rPr>
                 <w:lang w:val="en-US"/>
               </w:rPr>
-              <w:t>Put files in a virtual hard disk replicated by SafeKit.</w:t>
+              <w:t xml:space="preserve">Put files in a virtual hard disk replicated by </w:t>
+            </w:r>
+            <w:proofErr w:type="spellStart"/>
+            <w:r>
+              <w:rPr>
+                <w:lang w:val="en-US"/>
+              </w:rPr>
+              <w:t>SafeKit</w:t>
+            </w:r>
+            <w:proofErr w:type="spellEnd"/>
+            <w:r>
+              <w:rPr>
+                <w:lang w:val="en-US"/>
+              </w:rPr>
+              <w:t>.</w:t>
             </w:r>
           </w:p>
         </w:tc>
@@ -5322,14 +5622,44 @@
     </w:p>
     <w:p>
       <w:r>
-        <w:t xml:space="preserve">Microsoft SQL Server, PostgreSQL, MariaDB, Oracle, Milestone, Nedap, Docker, Podman, Hyper-V, and KVM solutions are examples of mirror modules. You can create your own mirror module for your application based on the generic mirror.safe module. </w:t>
-      </w:r>
-      <w:hyperlink r:id="rId26" w:history="1">
+        <w:t xml:space="preserve">Microsoft SQL Server, PostgreSQL, MariaDB, Oracle, Milestone, </w:t>
+      </w:r>
+      <w:proofErr w:type="spellStart"/>
+      <w:r>
+        <w:t>Nedap</w:t>
+      </w:r>
+      <w:proofErr w:type="spellEnd"/>
+      <w:r>
+        <w:t xml:space="preserve">, Docker, </w:t>
+      </w:r>
+      <w:proofErr w:type="spellStart"/>
+      <w:r>
+        <w:t>Podman</w:t>
+      </w:r>
+      <w:proofErr w:type="spellEnd"/>
+      <w:r>
+        <w:t xml:space="preserve">, Hyper-V, and KVM solutions are examples of mirror modules. You can create your own mirror module for your application based on the generic </w:t>
+      </w:r>
+      <w:proofErr w:type="spellStart"/>
+      <w:r>
+        <w:t>mirror.safe</w:t>
+      </w:r>
+      <w:proofErr w:type="spellEnd"/>
+      <w:r>
+        <w:t xml:space="preserve"> module. </w:t>
+      </w:r>
+      <w:hyperlink r:id="rId22" w:history="1">
         <w:r>
           <w:rPr>
             <w:rStyle w:val="Lienhypertexte"/>
           </w:rPr>
-          <w:t>See here for a list of modules</w:t>
+          <w:t>Se</w:t>
+        </w:r>
+        <w:r>
+          <w:rPr>
+            <w:rStyle w:val="Lienhypertexte"/>
+          </w:rPr>
+          <w:t>e here for a list of modules</w:t>
         </w:r>
       </w:hyperlink>
       <w:r>
@@ -5393,7 +5723,7 @@
                     </pic:cNvPicPr>
                   </pic:nvPicPr>
                   <pic:blipFill>
-                    <a:blip r:embed="rId27">
+                    <a:blip r:embed="rId23">
                       <a:extLst>
                         <a:ext uri="{28A0092B-C50C-407E-A947-70E740481C1C}">
                           <a14:useLocalDpi xmlns:a14="http://schemas.microsoft.com/office/drawing/2010/main" val="0"/>
@@ -5431,8 +5761,13 @@
       </w:r>
     </w:p>
     <w:p>
-      <w:r>
-        <w:t>SafeKit replicates files opened by the application. Only changes made by the application in the files are replicated in real time across the network, thus limiting traffic.</w:t>
+      <w:proofErr w:type="spellStart"/>
+      <w:r>
+        <w:t>SafeKit</w:t>
+      </w:r>
+      <w:proofErr w:type="spellEnd"/>
+      <w:r>
+        <w:t xml:space="preserve"> replicates files opened by the application. Only changes made by the application in the files are replicated in real time across the network, thus limiting traffic.</w:t>
       </w:r>
     </w:p>
     <w:p>
@@ -5443,7 +5778,15 @@
         <w:t xml:space="preserve">to replicate </w:t>
       </w:r>
       <w:r>
-        <w:t>are configured in SafeKit. There are no pre-requisites on disk organization for the two servers. Directories to replicate may be located in the system disk.</w:t>
+        <w:t xml:space="preserve">are configured in </w:t>
+      </w:r>
+      <w:proofErr w:type="spellStart"/>
+      <w:r>
+        <w:t>SafeKit</w:t>
+      </w:r>
+      <w:proofErr w:type="spellEnd"/>
+      <w:r>
+        <w:t>. There are no pre-requisites on disk organization for the two servers. Directories to replicate may be located in the system disk.</w:t>
       </w:r>
     </w:p>
     <w:p>
@@ -5489,7 +5832,7 @@
                     </pic:cNvPicPr>
                   </pic:nvPicPr>
                   <pic:blipFill>
-                    <a:blip r:embed="rId28">
+                    <a:blip r:embed="rId24">
                       <a:extLst>
                         <a:ext uri="{28A0092B-C50C-407E-A947-70E740481C1C}">
                           <a14:useLocalDpi xmlns:a14="http://schemas.microsoft.com/office/drawing/2010/main" val="0"/>
@@ -5523,7 +5866,23 @@
     </w:p>
     <w:p>
       <w:r>
-        <w:t>When Server 1 fails, Server 2 takes over. SafeKit switches the virtual IP address and restarts the application automatically on Server 2. The application finds the files replicated by SafeKit up-to-date on Server 2, thanks to the synchronous replication between Server 1 and Server 2. The application continues to run on Server 2 by locally modifying its files that are no longer replicated to Server 1.</w:t>
+        <w:t xml:space="preserve">When Server 1 fails, Server 2 takes over. </w:t>
+      </w:r>
+      <w:proofErr w:type="spellStart"/>
+      <w:r>
+        <w:t>SafeKit</w:t>
+      </w:r>
+      <w:proofErr w:type="spellEnd"/>
+      <w:r>
+        <w:t xml:space="preserve"> switches the virtual IP address and restarts the application automatically on Server 2. The application finds the files replicated by </w:t>
+      </w:r>
+      <w:proofErr w:type="spellStart"/>
+      <w:r>
+        <w:t>SafeKit</w:t>
+      </w:r>
+      <w:proofErr w:type="spellEnd"/>
+      <w:r>
+        <w:t xml:space="preserve"> up-to-date on Server 2, thanks to the synchronous replication between Server 1 and Server 2. The application continues to run on Server 2 by locally modifying its files that are no longer replicated to Server 1.</w:t>
       </w:r>
     </w:p>
     <w:p>
@@ -5581,7 +5940,7 @@
                     </pic:cNvPicPr>
                   </pic:nvPicPr>
                   <pic:blipFill>
-                    <a:blip r:embed="rId29">
+                    <a:blip r:embed="rId25">
                       <a:extLst>
                         <a:ext uri="{28A0092B-C50C-407E-A947-70E740481C1C}">
                           <a14:useLocalDpi xmlns:a14="http://schemas.microsoft.com/office/drawing/2010/main" val="0"/>
@@ -5618,7 +5977,15 @@
         <w:pStyle w:val="Corpsdetexte"/>
       </w:pPr>
       <w:r>
-        <w:t>Failback involves restarting Server 1 after fixing the problem that caused it to fail. SafeKit automatically resynchronizes the files, updating only the files modified on Server 2 while Server 1 was halted.</w:t>
+        <w:t xml:space="preserve">Failback involves restarting Server 1 after fixing the problem that caused it to fail. </w:t>
+      </w:r>
+      <w:proofErr w:type="spellStart"/>
+      <w:r>
+        <w:t>SafeKit</w:t>
+      </w:r>
+      <w:proofErr w:type="spellEnd"/>
+      <w:r>
+        <w:t xml:space="preserve"> automatically resynchronizes the files, updating only the files modified on Server 2 while Server 1 was halted.</w:t>
       </w:r>
     </w:p>
     <w:p>
@@ -5638,7 +6005,15 @@
         <w:t>stopping</w:t>
       </w:r>
       <w:r>
-        <w:t xml:space="preserve"> the application, which can continue running on Server 2. This is a major feature that differentiates SafeKit from other solutions, which require </w:t>
+        <w:t xml:space="preserve"> the application, which can continue running on Server 2. This is a major feature that differentiates </w:t>
+      </w:r>
+      <w:proofErr w:type="spellStart"/>
+      <w:r>
+        <w:t>SafeKit</w:t>
+      </w:r>
+      <w:proofErr w:type="spellEnd"/>
+      <w:r>
+        <w:t xml:space="preserve"> from other solutions, which require </w:t>
       </w:r>
       <w:r>
         <w:t>manual operations to reintegrate</w:t>
@@ -5694,7 +6069,7 @@
                     </pic:cNvPicPr>
                   </pic:nvPicPr>
                   <pic:blipFill>
-                    <a:blip r:embed="rId30">
+                    <a:blip r:embed="rId26">
                       <a:extLst>
                         <a:ext uri="{28A0092B-C50C-407E-A947-70E740481C1C}">
                           <a14:useLocalDpi xmlns:a14="http://schemas.microsoft.com/office/drawing/2010/main" val="0"/>
@@ -5726,7 +6101,15 @@
     <w:p>
       <w:r>
         <w:lastRenderedPageBreak/>
-        <w:t xml:space="preserve">After reintegration, the files are once again in mirror mode, as in step 1. The system is back in high-availability mode, with the application running on Server 2 and SafeKit </w:t>
+        <w:t xml:space="preserve">After reintegration, the files are once again in mirror mode, as in step 1. The system is back in high-availability mode, with the application running on Server 2 and </w:t>
+      </w:r>
+      <w:proofErr w:type="spellStart"/>
+      <w:r>
+        <w:t>SafeKit</w:t>
+      </w:r>
+      <w:proofErr w:type="spellEnd"/>
+      <w:r>
+        <w:t xml:space="preserve"> </w:t>
       </w:r>
       <w:r>
         <w:t xml:space="preserve">replicating file updates to </w:t>
@@ -5761,12 +6144,28 @@
     </w:p>
     <w:p>
       <w:r>
-        <w:t>There is a significant difference between synchronous replication, as offered by the SafeKit mirror solution, and asynchronous replication traditionally offered by other file replication solutions.</w:t>
-      </w:r>
-    </w:p>
-    <w:p>
-      <w:r>
-        <w:t>With synchronous replication, when a disk IO is performed by the application on the primary server inside a replicated file, SafeKit waits for the IO acknowledgement from the local disk and from the secondary server, before sending the IO acknowledgement to the application. This mechanism is essential for recovery of transactional applications.</w:t>
+        <w:t xml:space="preserve">There is a significant difference between synchronous replication, as offered by the </w:t>
+      </w:r>
+      <w:proofErr w:type="spellStart"/>
+      <w:r>
+        <w:t>SafeKit</w:t>
+      </w:r>
+      <w:proofErr w:type="spellEnd"/>
+      <w:r>
+        <w:t xml:space="preserve"> mirror solution, and asynchronous replication traditionally offered by other file replication solutions.</w:t>
+      </w:r>
+    </w:p>
+    <w:p>
+      <w:r>
+        <w:t xml:space="preserve">With synchronous replication, when a disk IO is performed by the application on the primary server inside a replicated file, </w:t>
+      </w:r>
+      <w:proofErr w:type="spellStart"/>
+      <w:r>
+        <w:t>SafeKit</w:t>
+      </w:r>
+      <w:proofErr w:type="spellEnd"/>
+      <w:r>
+        <w:t xml:space="preserve"> waits for the IO acknowledgement from the local disk and from the secondary server, before sending the IO acknowledgement to the application. This mechanism is essential for recovery of transactional applications.</w:t>
       </w:r>
     </w:p>
     <w:p>
@@ -5806,8 +6205,13 @@
       </w:r>
     </w:p>
     <w:p>
-      <w:r>
-        <w:t xml:space="preserve">SafeKit provides a </w:t>
+      <w:proofErr w:type="spellStart"/>
+      <w:r>
+        <w:t>SafeKit</w:t>
+      </w:r>
+      <w:proofErr w:type="spellEnd"/>
+      <w:r>
+        <w:t xml:space="preserve"> provides a </w:t>
       </w:r>
       <w:r>
         <w:t>s</w:t>
@@ -5822,7 +6226,15 @@
         <w:t>server</w:t>
       </w:r>
       <w:r>
-        <w:t xml:space="preserve"> but on the secondary one. In this solution, SafeKit always waits for the acknowledgement of the two </w:t>
+        <w:t xml:space="preserve"> but on the secondary one. In this solution, </w:t>
+      </w:r>
+      <w:proofErr w:type="spellStart"/>
+      <w:r>
+        <w:t>SafeKit</w:t>
+      </w:r>
+      <w:proofErr w:type="spellEnd"/>
+      <w:r>
+        <w:t xml:space="preserve"> always waits for the acknowledgement of the two </w:t>
       </w:r>
       <w:r>
         <w:t>servers</w:t>
@@ -5875,9 +6287,14 @@
       </w:r>
     </w:p>
     <w:p>
+      <w:proofErr w:type="spellStart"/>
       <w:r>
         <w:lastRenderedPageBreak/>
-        <w:t>SafeKit supports multiple heartbeats across shared networks. A dedicated network with a second heartbeat can prevent network isolation and also be used as the replication network.</w:t>
+        <w:t>SafeKit</w:t>
+      </w:r>
+      <w:proofErr w:type="spellEnd"/>
+      <w:r>
+        <w:t xml:space="preserve"> supports multiple heartbeats across shared networks. A dedicated network with a second heartbeat can prevent network isolation and also be used as the replication network.</w:t>
       </w:r>
     </w:p>
     <w:p>
@@ -5920,12 +6337,21 @@
       </w:r>
     </w:p>
     <w:p>
+      <w:proofErr w:type="spellStart"/>
       <w:r>
         <w:rPr>
           <w:b/>
           <w:bCs/>
         </w:rPr>
-        <w:t>Splitbrain Checker</w:t>
+        <w:t>Splitbrain</w:t>
+      </w:r>
+      <w:proofErr w:type="spellEnd"/>
+      <w:r>
+        <w:rPr>
+          <w:b/>
+          <w:bCs/>
+        </w:rPr>
+        <w:t xml:space="preserve"> Checker</w:t>
       </w:r>
       <w:r>
         <w:t>:</w:t>
@@ -5982,16 +6408,37 @@
       <w:bookmarkEnd w:id="49"/>
     </w:p>
     <w:p>
-      <w:r>
-        <w:t xml:space="preserve">SafeKit only supports replication between two nodes. </w:t>
-      </w:r>
-      <w:r>
-        <w:t>However, it is possible to implement 3-node replication by combining SafeKit with a backup solution.</w:t>
-      </w:r>
-    </w:p>
-    <w:p>
-      <w:r>
-        <w:t>An application is made highly available between 2 nodes thanks to SafeKit with its synchronous real-time replication (no data loss) and automatic failover. Additionally, a backup solution is implemented for asynchronous replication to a third node in a disaster recovery site. Since there is data loss with an asynchronous backup solution, the failover to the third node is manual and decided by an administrator.</w:t>
+      <w:proofErr w:type="spellStart"/>
+      <w:r>
+        <w:t>SafeKit</w:t>
+      </w:r>
+      <w:proofErr w:type="spellEnd"/>
+      <w:r>
+        <w:t xml:space="preserve"> only supports replication between two nodes. </w:t>
+      </w:r>
+      <w:r>
+        <w:t xml:space="preserve">However, it is possible to implement 3-node replication by combining </w:t>
+      </w:r>
+      <w:proofErr w:type="spellStart"/>
+      <w:r>
+        <w:t>SafeKit</w:t>
+      </w:r>
+      <w:proofErr w:type="spellEnd"/>
+      <w:r>
+        <w:t xml:space="preserve"> with a backup solution.</w:t>
+      </w:r>
+    </w:p>
+    <w:p>
+      <w:r>
+        <w:t xml:space="preserve">An application is made highly available between 2 nodes thanks to </w:t>
+      </w:r>
+      <w:proofErr w:type="spellStart"/>
+      <w:r>
+        <w:t>SafeKit</w:t>
+      </w:r>
+      <w:proofErr w:type="spellEnd"/>
+      <w:r>
+        <w:t xml:space="preserve"> with its synchronous real-time replication (no data loss) and automatic failover. Additionally, a backup solution is implemented for asynchronous replication to a third node in a disaster recovery site. Since there is data loss with an asynchronous backup solution, the failover to the third node is manual and decided by an administrator.</w:t>
       </w:r>
     </w:p>
     <w:p>
@@ -6002,7 +6449,23 @@
         <w:t xml:space="preserve">the </w:t>
       </w:r>
       <w:r>
-        <w:t xml:space="preserve">real-time replication of SafeKit does not eliminate the need for a backup solution. For example, a ransomware attack encrypting replicated data on the primary server will also encrypt data on the secondary server in real-time with SafeKit. Only a backup solution with a retention policy can resolve a ransomware attack. The administrator must restore the backup </w:t>
+        <w:t xml:space="preserve">real-time replication of </w:t>
+      </w:r>
+      <w:proofErr w:type="spellStart"/>
+      <w:r>
+        <w:t>SafeKit</w:t>
+      </w:r>
+      <w:proofErr w:type="spellEnd"/>
+      <w:r>
+        <w:t xml:space="preserve"> does not eliminate the need for a backup solution. For example, a ransomware attack encrypting replicated data on the primary server will also encrypt data on the secondary server in real-time with </w:t>
+      </w:r>
+      <w:proofErr w:type="spellStart"/>
+      <w:r>
+        <w:t>SafeKit</w:t>
+      </w:r>
+      <w:proofErr w:type="spellEnd"/>
+      <w:r>
+        <w:t xml:space="preserve">. Only a backup solution with a retention policy can resolve a ransomware attack. The administrator must restore the backup </w:t>
       </w:r>
       <w:r>
         <w:t xml:space="preserve">from </w:t>
@@ -6016,8 +6479,13 @@
         <w:pStyle w:val="Titre3"/>
       </w:pPr>
       <w:bookmarkStart w:id="58" w:name="_Toc183700522"/>
-      <w:r>
-        <w:t>SafeKit on a single node</w:t>
+      <w:proofErr w:type="spellStart"/>
+      <w:r>
+        <w:t>SafeKit</w:t>
+      </w:r>
+      <w:proofErr w:type="spellEnd"/>
+      <w:r>
+        <w:t xml:space="preserve"> on a single node</w:t>
       </w:r>
       <w:r>
         <w:t xml:space="preserve"> to protect against software failures</w:t>
@@ -6026,12 +6494,28 @@
     </w:p>
     <w:p>
       <w:r>
-        <w:t xml:space="preserve">You can configure a module in "light" mode, which corresponds to a module running on a single node without synchronizing with other nodes (unlike mirror or farm modules). A light module includes the start and stop of an application, as well as SafeKit checkers that detect software errors and perform automatic restarts on a single node. </w:t>
-      </w:r>
-    </w:p>
-    <w:p>
-      <w:r>
-        <w:t>The light module interfaces with the SafeKit console, allowing an administrator to view the status of the application module and manually trigger application restarts using a button-click interface.</w:t>
+        <w:t xml:space="preserve">You can configure a module in "light" mode, which corresponds to a module running on a single node without synchronizing with other nodes (unlike mirror or farm modules). A light module includes the start and stop of an application, as well as </w:t>
+      </w:r>
+      <w:proofErr w:type="spellStart"/>
+      <w:r>
+        <w:t>SafeKit</w:t>
+      </w:r>
+      <w:proofErr w:type="spellEnd"/>
+      <w:r>
+        <w:t xml:space="preserve"> checkers that detect software errors and perform automatic restarts on a single node. </w:t>
+      </w:r>
+    </w:p>
+    <w:p>
+      <w:r>
+        <w:t xml:space="preserve">The light module interfaces with the </w:t>
+      </w:r>
+      <w:proofErr w:type="spellStart"/>
+      <w:r>
+        <w:t>SafeKit</w:t>
+      </w:r>
+      <w:proofErr w:type="spellEnd"/>
+      <w:r>
+        <w:t xml:space="preserve"> console, allowing an administrator to view the status of the application module and manually trigger application restarts using a button-click interface.</w:t>
       </w:r>
     </w:p>
     <w:p>
@@ -6163,7 +6647,7 @@
                     </pic:cNvPicPr>
                   </pic:nvPicPr>
                   <pic:blipFill>
-                    <a:blip r:embed="rId31">
+                    <a:blip r:embed="rId27">
                       <a:extLst>
                         <a:ext uri="{28A0092B-C50C-407E-A947-70E740481C1C}">
                           <a14:useLocalDpi xmlns:a14="http://schemas.microsoft.com/office/drawing/2010/main" val="0"/>
@@ -6241,6 +6725,7 @@
       <w:r>
         <w:t xml:space="preserve">are examples of farm modules. You can write your own farm module for your application, based on the generic </w:t>
       </w:r>
+      <w:proofErr w:type="spellStart"/>
       <w:r>
         <w:t>f</w:t>
       </w:r>
@@ -6250,6 +6735,7 @@
       <w:r>
         <w:t>.safe</w:t>
       </w:r>
+      <w:proofErr w:type="spellEnd"/>
       <w:r>
         <w:t xml:space="preserve"> </w:t>
       </w:r>
@@ -6259,7 +6745,7 @@
       <w:r>
         <w:t xml:space="preserve"> </w:t>
       </w:r>
-      <w:hyperlink r:id="rId32" w:history="1">
+      <w:hyperlink r:id="rId28" w:history="1">
         <w:r>
           <w:rPr>
             <w:rStyle w:val="Lienhypertexte"/>
@@ -6301,7 +6787,15 @@
     </w:p>
     <w:p>
       <w:r>
-        <w:t xml:space="preserve">If a server fails, the SafeKit </w:t>
+        <w:t xml:space="preserve">If a server fails, the </w:t>
+      </w:r>
+      <w:proofErr w:type="spellStart"/>
+      <w:r>
+        <w:t>SafeKit</w:t>
+      </w:r>
+      <w:proofErr w:type="spellEnd"/>
+      <w:r>
+        <w:t xml:space="preserve"> </w:t>
       </w:r>
       <w:r>
         <w:t>heartbeat</w:t>
@@ -6339,7 +6833,15 @@
         <w:t xml:space="preserve">With a stateful server, session affinity is required. </w:t>
       </w:r>
       <w:r>
-        <w:t xml:space="preserve">The same client must connect to the same server across multiple TCP sessions to retrieve its context. In this scenario, the SafeKit load balancing rule is configured on the client IP address. This ensures that the same client always connects to the same server for multiple TCP sessions, while </w:t>
+        <w:t xml:space="preserve">The same client must connect to the same server across multiple TCP sessions to retrieve its context. In this scenario, the </w:t>
+      </w:r>
+      <w:proofErr w:type="spellStart"/>
+      <w:r>
+        <w:t>SafeKit</w:t>
+      </w:r>
+      <w:proofErr w:type="spellEnd"/>
+      <w:r>
+        <w:t xml:space="preserve"> load balancing rule is configured on the client IP address. This ensures that the same client always connects to the same server for multiple TCP sessions, while </w:t>
       </w:r>
       <w:r>
         <w:lastRenderedPageBreak/>
@@ -6354,7 +6856,15 @@
     </w:p>
     <w:p>
       <w:r>
-        <w:t>With a stateless server, there is no session affinity. The same client can connect to different servers in the farm across multiple TCP sessions, as no context is stored locally on a server from one session to another. In this case, the SafeKit load balancing rule is configured on the TCP client session identity. This configuration is optimal for distributing sessions between servers but requires a TCP service without session affinity.</w:t>
+        <w:t xml:space="preserve">With a stateless server, there is no session affinity. The same client can connect to different servers in the farm across multiple TCP sessions, as no context is stored locally on a server from one session to another. In this case, the </w:t>
+      </w:r>
+      <w:proofErr w:type="spellStart"/>
+      <w:r>
+        <w:t>SafeKit</w:t>
+      </w:r>
+      <w:proofErr w:type="spellEnd"/>
+      <w:r>
+        <w:t xml:space="preserve"> load balancing rule is configured on the TCP client session identity. This configuration is optimal for distributing sessions between servers but requires a TCP service without session affinity.</w:t>
       </w:r>
     </w:p>
     <w:p>
@@ -6450,11 +6960,19 @@
         <w:t xml:space="preserve">Replication limitations: This solution does not support real-time replication, which is limited to mirror architecture. However, a combined </w:t>
       </w:r>
       <w:hyperlink w:anchor="_The_SafeKit_farm+mirror_1" w:history="1">
+        <w:proofErr w:type="spellStart"/>
         <w:r>
           <w:rPr>
             <w:rStyle w:val="Lienhypertexte"/>
           </w:rPr>
-          <w:t>farm+mirror architecture</w:t>
+          <w:t>farm+mirror</w:t>
+        </w:r>
+        <w:proofErr w:type="spellEnd"/>
+        <w:r>
+          <w:rPr>
+            <w:rStyle w:val="Lienhypertexte"/>
+          </w:rPr>
+          <w:t xml:space="preserve"> architecture</w:t>
         </w:r>
       </w:hyperlink>
       <w:r>
@@ -6463,7 +6981,15 @@
     </w:p>
     <w:p>
       <w:r>
-        <w:t>To implement a chain high availability solution, SafeKit offers a "power" variable in the load balancing rules, which is set at the level of each server in the cluster. The power variable allows you to allocate more or less traffic to a server. When the power variable is set as a multiple of 64 between servers (e.g., 1, 64, 64</w:t>
+        <w:t xml:space="preserve">To implement a chain high availability solution, </w:t>
+      </w:r>
+      <w:proofErr w:type="spellStart"/>
+      <w:r>
+        <w:t>SafeKit</w:t>
+      </w:r>
+      <w:proofErr w:type="spellEnd"/>
+      <w:r>
+        <w:t xml:space="preserve"> offers a "power" variable in the load balancing rules, which is set at the level of each server in the cluster. The power variable allows you to allocate more or less traffic to a server. When the power variable is set as a multiple of 64 between servers (e.g., 1, 64, 64</w:t>
       </w:r>
       <w:r>
         <w:t>*</w:t>
@@ -6609,6 +7135,7 @@
       <w:r>
         <w:t xml:space="preserve">hitecture, such as </w:t>
       </w:r>
+      <w:proofErr w:type="spellStart"/>
       <w:r>
         <w:t>a</w:t>
       </w:r>
@@ -6616,11 +7143,16 @@
         <w:t>pache_farm.s</w:t>
       </w:r>
       <w:r>
-        <w:t>afe (farm architecture with load bal</w:t>
+        <w:t>afe</w:t>
+      </w:r>
+      <w:proofErr w:type="spellEnd"/>
+      <w:r>
+        <w:t xml:space="preserve"> (farm architecture with load bal</w:t>
       </w:r>
       <w:r>
         <w:t xml:space="preserve">ancing and failover) and </w:t>
       </w:r>
+      <w:proofErr w:type="spellStart"/>
       <w:r>
         <w:t>postgre</w:t>
       </w:r>
@@ -6631,7 +7163,11 @@
         <w:t>.s</w:t>
       </w:r>
       <w:r>
-        <w:t xml:space="preserve">afe (mirror architecture with file replication and failover) on the same servers. </w:t>
+        <w:t>afe</w:t>
+      </w:r>
+      <w:proofErr w:type="spellEnd"/>
+      <w:r>
+        <w:t xml:space="preserve"> (mirror architecture with file replication and failover) on the same servers. </w:t>
       </w:r>
     </w:p>
     <w:p>
@@ -6658,7 +7194,7 @@
                     </pic:cNvPicPr>
                   </pic:nvPicPr>
                   <pic:blipFill>
-                    <a:blip r:embed="rId33">
+                    <a:blip r:embed="rId29">
                       <a:extLst>
                         <a:ext uri="{28A0092B-C50C-407E-A947-70E740481C1C}">
                           <a14:useLocalDpi xmlns:a14="http://schemas.microsoft.com/office/drawing/2010/main" val="0"/>
@@ -6880,7 +7416,7 @@
                     </pic:cNvPicPr>
                   </pic:nvPicPr>
                   <pic:blipFill>
-                    <a:blip r:embed="rId34">
+                    <a:blip r:embed="rId30">
                       <a:extLst>
                         <a:ext uri="{28A0092B-C50C-407E-A947-70E740481C1C}">
                           <a14:useLocalDpi xmlns:a14="http://schemas.microsoft.com/office/drawing/2010/main" val="0"/>
@@ -7051,7 +7587,7 @@
                     </pic:cNvPicPr>
                   </pic:nvPicPr>
                   <pic:blipFill>
-                    <a:blip r:embed="rId35">
+                    <a:blip r:embed="rId31">
                       <a:extLst>
                         <a:ext uri="{28A0092B-C50C-407E-A947-70E740481C1C}">
                           <a14:useLocalDpi xmlns:a14="http://schemas.microsoft.com/office/drawing/2010/main" val="0"/>
@@ -7201,7 +7737,23 @@
         <w:t xml:space="preserve">The Hyper-V or KVM cluster is an example of an active-active cluster. </w:t>
       </w:r>
       <w:r>
-        <w:t>Multiple applications can be hosted in various virtual machines, which are replicated and restarted by SafeKit. Each virtual machine is managed by SafeKit within its own mirror module.</w:t>
+        <w:t xml:space="preserve">Multiple applications can be hosted in various virtual machines, which are replicated and restarted by </w:t>
+      </w:r>
+      <w:proofErr w:type="spellStart"/>
+      <w:r>
+        <w:t>SafeKit</w:t>
+      </w:r>
+      <w:proofErr w:type="spellEnd"/>
+      <w:r>
+        <w:t xml:space="preserve">. Each virtual machine is managed by </w:t>
+      </w:r>
+      <w:proofErr w:type="spellStart"/>
+      <w:r>
+        <w:t>SafeKit</w:t>
+      </w:r>
+      <w:proofErr w:type="spellEnd"/>
+      <w:r>
+        <w:t xml:space="preserve"> within its own mirror module.</w:t>
       </w:r>
     </w:p>
     <w:p>
@@ -7231,7 +7783,7 @@
                     </pic:cNvPicPr>
                   </pic:nvPicPr>
                   <pic:blipFill>
-                    <a:blip r:embed="rId36">
+                    <a:blip r:embed="rId32">
                       <a:extLst>
                         <a:ext uri="{28A0092B-C50C-407E-A947-70E740481C1C}">
                           <a14:useLocalDpi xmlns:a14="http://schemas.microsoft.com/office/drawing/2010/main" val="0"/>
@@ -7278,7 +7830,15 @@
         <w:pStyle w:val="PuceCircle"/>
       </w:pPr>
       <w:r>
-        <w:t>A centralized, user-friendly SafeKit console for managing all VMs, including the ability to migrate VMs between servers to optimize load distribution.</w:t>
+        <w:t xml:space="preserve">A centralized, user-friendly </w:t>
+      </w:r>
+      <w:proofErr w:type="spellStart"/>
+      <w:r>
+        <w:t>SafeKit</w:t>
+      </w:r>
+      <w:proofErr w:type="spellEnd"/>
+      <w:r>
+        <w:t xml:space="preserve"> console for managing all VMs, including the ability to migrate VMs between servers to optimize load distribution.</w:t>
       </w:r>
     </w:p>
     <w:p>
@@ -7321,7 +7881,7 @@
         <w:fldChar w:fldCharType="begin"/>
       </w:r>
       <w:r>
-        <w:instrText>HYPERLINK "https://www.evidian.com/products/high-availability-software-for-application-clustering/hyper-v-replication-automatic-failover-load-balancing/safekit-quick-installation-guide-with-hyper-v/"</w:instrText>
+        <w:instrText>HYPERLINK "https://safekit.eviden.com/quick-install/safekit-quick-installation-guide-with-hyper-v/"</w:instrText>
       </w:r>
       <w:r>
         <w:fldChar w:fldCharType="separate"/>
@@ -7330,19 +7890,47 @@
         <w:rPr>
           <w:rStyle w:val="Lienhypertexte"/>
         </w:rPr>
-        <w:t>A free trial of the Hyper-V cluster with SafeKit is available here.</w:t>
+        <w:t xml:space="preserve">A free trial of the Hyper-V cluster with </w:t>
+      </w:r>
+      <w:proofErr w:type="spellStart"/>
+      <w:r>
+        <w:rPr>
+          <w:rStyle w:val="Lienhypertexte"/>
+        </w:rPr>
+        <w:t>SafeKit</w:t>
+      </w:r>
+      <w:proofErr w:type="spellEnd"/>
+      <w:r>
+        <w:rPr>
+          <w:rStyle w:val="Lienhypertexte"/>
+        </w:rPr>
+        <w:t xml:space="preserve"> is available here.</w:t>
       </w:r>
     </w:p>
     <w:p>
       <w:r>
         <w:fldChar w:fldCharType="end"/>
       </w:r>
-      <w:hyperlink r:id="rId37" w:history="1">
+      <w:hyperlink r:id="rId33" w:history="1">
         <w:r>
           <w:rPr>
             <w:rStyle w:val="Lienhypertexte"/>
           </w:rPr>
-          <w:t>A free trial of the KVM cluster with SafeKit is available here.</w:t>
+          <w:t xml:space="preserve">A free trial of the KVM cluster with </w:t>
+        </w:r>
+        <w:proofErr w:type="spellStart"/>
+        <w:r>
+          <w:rPr>
+            <w:rStyle w:val="Lienhypertexte"/>
+          </w:rPr>
+          <w:t>SafeKit</w:t>
+        </w:r>
+        <w:proofErr w:type="spellEnd"/>
+        <w:r>
+          <w:rPr>
+            <w:rStyle w:val="Lienhypertexte"/>
+          </w:rPr>
+          <w:t xml:space="preserve"> is available here.</w:t>
         </w:r>
       </w:hyperlink>
     </w:p>
@@ -7359,9 +7947,11 @@
       <w:bookmarkStart w:id="123" w:name="_Toc183700534"/>
       <w:bookmarkEnd w:id="117"/>
       <w:bookmarkEnd w:id="118"/>
+      <w:proofErr w:type="spellStart"/>
       <w:r>
         <w:t>SafeKit</w:t>
       </w:r>
+      <w:proofErr w:type="spellEnd"/>
       <w:r>
         <w:t xml:space="preserve"> cluster</w:t>
       </w:r>
@@ -7390,8 +7980,13 @@
       <w:bookmarkEnd w:id="125"/>
     </w:p>
     <w:p>
-      <w:r>
-        <w:t xml:space="preserve">SafeKit delivers high-availability clusters with real-time replication and failover in Azure, AWS, and GCP through the deployment of </w:t>
+      <w:proofErr w:type="spellStart"/>
+      <w:r>
+        <w:t>SafeKit</w:t>
+      </w:r>
+      <w:proofErr w:type="spellEnd"/>
+      <w:r>
+        <w:t xml:space="preserve"> delivers high-availability clusters with real-time replication and failover in Azure, AWS, and GCP through the deployment of </w:t>
       </w:r>
       <w:r>
         <w:t xml:space="preserve">a </w:t>
@@ -7424,7 +8019,7 @@
                     </pic:cNvPicPr>
                   </pic:nvPicPr>
                   <pic:blipFill>
-                    <a:blip r:embed="rId38">
+                    <a:blip r:embed="rId34">
                       <a:extLst>
                         <a:ext uri="{28A0092B-C50C-407E-A947-70E740481C1C}">
                           <a14:useLocalDpi xmlns:a14="http://schemas.microsoft.com/office/drawing/2010/main" val="0"/>
@@ -7507,8 +8102,13 @@
       <w:pPr>
         <w:pStyle w:val="PuceCircle"/>
       </w:pPr>
-      <w:r>
-        <w:t xml:space="preserve">SafeKit provides a health check </w:t>
+      <w:proofErr w:type="spellStart"/>
+      <w:r>
+        <w:t>SafeKit</w:t>
+      </w:r>
+      <w:proofErr w:type="spellEnd"/>
+      <w:r>
+        <w:t xml:space="preserve"> provides a health check </w:t>
       </w:r>
       <w:r>
         <w:t>configured in</w:t>
@@ -7535,30 +8135,50 @@
       <w:pPr>
         <w:pStyle w:val="PuceCircle"/>
       </w:pPr>
-      <w:r>
-        <w:t xml:space="preserve">SafeKit monitors the critical application on the primary server </w:t>
+      <w:proofErr w:type="spellStart"/>
+      <w:r>
+        <w:t>SafeKit</w:t>
+      </w:r>
+      <w:proofErr w:type="spellEnd"/>
+      <w:r>
+        <w:t xml:space="preserve"> monitors the critical application on the primary server </w:t>
       </w:r>
       <w:r>
         <w:t xml:space="preserve">using </w:t>
       </w:r>
-      <w:r>
-        <w:t>SafeKit checkers.</w:t>
+      <w:proofErr w:type="spellStart"/>
+      <w:r>
+        <w:t>SafeKit</w:t>
+      </w:r>
+      <w:proofErr w:type="spellEnd"/>
+      <w:r>
+        <w:t xml:space="preserve"> checkers.</w:t>
       </w:r>
     </w:p>
     <w:p>
       <w:pPr>
         <w:pStyle w:val="PuceCircle"/>
       </w:pPr>
-      <w:r>
-        <w:t>SafeKit automatically restarts the critical application in the event of software or hardware failure, thanks to restart scripts.</w:t>
+      <w:proofErr w:type="spellStart"/>
+      <w:r>
+        <w:t>SafeKit</w:t>
+      </w:r>
+      <w:proofErr w:type="spellEnd"/>
+      <w:r>
+        <w:t xml:space="preserve"> automatically restarts the critical application in the event of software or hardware failure, thanks to restart scripts.</w:t>
       </w:r>
     </w:p>
     <w:p>
       <w:pPr>
         <w:pStyle w:val="PuceCircle"/>
       </w:pPr>
-      <w:r>
-        <w:t>SafeKit performs synchronous real-time replication of files containing critical data.</w:t>
+      <w:proofErr w:type="spellStart"/>
+      <w:r>
+        <w:t>SafeKit</w:t>
+      </w:r>
+      <w:proofErr w:type="spellEnd"/>
+      <w:r>
+        <w:t xml:space="preserve"> performs synchronous real-time replication of files containing critical data.</w:t>
       </w:r>
     </w:p>
     <w:p>
@@ -7578,7 +8198,7 @@
       <w:r>
         <w:t xml:space="preserve">, refer to </w:t>
       </w:r>
-      <w:hyperlink r:id="rId39" w:tgtFrame="_blank" w:history="1">
+      <w:hyperlink r:id="rId35" w:tgtFrame="_blank" w:history="1">
         <w:r>
           <w:rPr>
             <w:rStyle w:val="Lienhypertexte"/>
@@ -7589,7 +8209,7 @@
       <w:r>
         <w:t xml:space="preserve">, </w:t>
       </w:r>
-      <w:hyperlink r:id="rId40" w:tgtFrame="_blank" w:history="1">
+      <w:hyperlink r:id="rId36" w:tgtFrame="_blank" w:history="1">
         <w:r>
           <w:rPr>
             <w:rStyle w:val="Lienhypertexte"/>
@@ -7600,7 +8220,7 @@
       <w:r>
         <w:t xml:space="preserve"> or </w:t>
       </w:r>
-      <w:hyperlink r:id="rId41" w:tgtFrame="_blank" w:history="1">
+      <w:hyperlink r:id="rId37" w:tgtFrame="_blank" w:history="1">
         <w:r>
           <w:rPr>
             <w:rStyle w:val="Lienhypertexte"/>
@@ -7625,8 +8245,13 @@
       <w:bookmarkEnd w:id="127"/>
     </w:p>
     <w:p>
-      <w:r>
-        <w:t xml:space="preserve">SafeKit delivers high-availability clusters with </w:t>
+      <w:proofErr w:type="spellStart"/>
+      <w:r>
+        <w:t>SafeKit</w:t>
+      </w:r>
+      <w:proofErr w:type="spellEnd"/>
+      <w:r>
+        <w:t xml:space="preserve"> delivers high-availability clusters with </w:t>
       </w:r>
       <w:r>
         <w:t>network load balancing</w:t>
@@ -7667,7 +8292,7 @@
                     </pic:cNvPicPr>
                   </pic:nvPicPr>
                   <pic:blipFill>
-                    <a:blip r:embed="rId42">
+                    <a:blip r:embed="rId38">
                       <a:extLst>
                         <a:ext uri="{28A0092B-C50C-407E-A947-70E740481C1C}">
                           <a14:useLocalDpi xmlns:a14="http://schemas.microsoft.com/office/drawing/2010/main" val="0"/>
@@ -7735,8 +8360,13 @@
       <w:pPr>
         <w:pStyle w:val="PuceCircle"/>
       </w:pPr>
-      <w:r>
-        <w:t xml:space="preserve">SafeKit provides a health check </w:t>
+      <w:proofErr w:type="spellStart"/>
+      <w:r>
+        <w:t>SafeKit</w:t>
+      </w:r>
+      <w:proofErr w:type="spellEnd"/>
+      <w:r>
+        <w:t xml:space="preserve"> provides a health check </w:t>
       </w:r>
       <w:r>
         <w:t>configured in</w:t>
@@ -7786,8 +8416,13 @@
       <w:pPr>
         <w:pStyle w:val="PuceCircle"/>
       </w:pPr>
-      <w:r>
-        <w:t xml:space="preserve">SafeKit monitors the critical application on </w:t>
+      <w:proofErr w:type="spellStart"/>
+      <w:r>
+        <w:t>SafeKit</w:t>
+      </w:r>
+      <w:proofErr w:type="spellEnd"/>
+      <w:r>
+        <w:t xml:space="preserve"> monitors the critical application on </w:t>
       </w:r>
       <w:r>
         <w:t>all</w:t>
@@ -7804,16 +8439,26 @@
       <w:r>
         <w:t xml:space="preserve">using </w:t>
       </w:r>
-      <w:r>
-        <w:t>SafeKit checkers.</w:t>
+      <w:proofErr w:type="spellStart"/>
+      <w:r>
+        <w:t>SafeKit</w:t>
+      </w:r>
+      <w:proofErr w:type="spellEnd"/>
+      <w:r>
+        <w:t xml:space="preserve"> checkers.</w:t>
       </w:r>
     </w:p>
     <w:p>
       <w:pPr>
         <w:pStyle w:val="PuceCircle"/>
       </w:pPr>
-      <w:r>
-        <w:t>SafeKit automatically restarts the critical application on a server when there is a software failure, thanks to restart scripts.</w:t>
+      <w:proofErr w:type="spellStart"/>
+      <w:r>
+        <w:t>SafeKit</w:t>
+      </w:r>
+      <w:proofErr w:type="spellEnd"/>
+      <w:r>
+        <w:t xml:space="preserve"> automatically restarts the critical application on a server when there is a software failure, thanks to restart scripts.</w:t>
       </w:r>
     </w:p>
     <w:p>
@@ -7827,7 +8472,7 @@
       <w:r>
         <w:t xml:space="preserve">, refer to </w:t>
       </w:r>
-      <w:hyperlink r:id="rId43" w:tgtFrame="_blank" w:history="1">
+      <w:hyperlink r:id="rId39" w:tgtFrame="_blank" w:history="1">
         <w:r>
           <w:rPr>
             <w:rStyle w:val="Lienhypertexte"/>
@@ -7838,7 +8483,7 @@
       <w:r>
         <w:t xml:space="preserve">, </w:t>
       </w:r>
-      <w:hyperlink r:id="rId44" w:tgtFrame="_blank" w:history="1">
+      <w:hyperlink r:id="rId40" w:tgtFrame="_blank" w:history="1">
         <w:r>
           <w:rPr>
             <w:rStyle w:val="Lienhypertexte"/>
@@ -7849,7 +8494,7 @@
       <w:r>
         <w:t xml:space="preserve"> or </w:t>
       </w:r>
-      <w:hyperlink r:id="rId45" w:tgtFrame="_blank" w:history="1">
+      <w:hyperlink r:id="rId41" w:tgtFrame="_blank" w:history="1">
         <w:r>
           <w:rPr>
             <w:rStyle w:val="Lienhypertexte"/>
@@ -7862,11 +8507,11 @@
       </w:r>
     </w:p>
     <w:sectPr>
-      <w:headerReference w:type="even" r:id="rId46"/>
-      <w:headerReference w:type="default" r:id="rId47"/>
-      <w:footerReference w:type="even" r:id="rId48"/>
-      <w:headerReference w:type="first" r:id="rId49"/>
-      <w:footerReference w:type="first" r:id="rId50"/>
+      <w:headerReference w:type="even" r:id="rId42"/>
+      <w:headerReference w:type="default" r:id="rId43"/>
+      <w:footerReference w:type="even" r:id="rId44"/>
+      <w:headerReference w:type="first" r:id="rId45"/>
+      <w:footerReference w:type="first" r:id="rId46"/>
       <w:pgSz w:w="11906" w:h="16838" w:code="9"/>
       <w:pgMar w:top="2410" w:right="1134" w:bottom="1418" w:left="1814" w:header="851" w:footer="709" w:gutter="0"/>
       <w:cols w:space="708"/>
@@ -7901,23 +8546,14 @@
     <w:pPr>
       <w:pStyle w:val="Pieddepage"/>
     </w:pPr>
-  </w:p>
-</w:ftr>
-</file>
-
-<file path=word/footer2.xml><?xml version="1.0" encoding="utf-8"?>
-<w:ftr xmlns:wpc="http://schemas.microsoft.com/office/word/2010/wordprocessingCanvas" xmlns:cx="http://schemas.microsoft.com/office/drawing/2014/chartex" xmlns:cx1="http://schemas.microsoft.com/office/drawing/2015/9/8/chartex" xmlns:cx2="http://schemas.microsoft.com/office/drawing/2015/10/21/chartex" xmlns:cx3="http://schemas.microsoft.com/office/drawing/2016/5/9/chartex" xmlns:cx4="http://schemas.microsoft.com/office/drawing/2016/5/10/chartex" xmlns:cx5="http://schemas.microsoft.com/office/drawing/2016/5/11/chartex" xmlns:cx6="http://schemas.microsoft.com/office/drawing/2016/5/12/chartex" xmlns:cx7="http://schemas.microsoft.com/office/drawing/2016/5/13/chartex" xmlns:cx8="http://schemas.microsoft.com/office/drawing/2016/5/14/chartex" xmlns:mc="http://schemas.openxmlformats.org/markup-compatibility/2006" xmlns:aink="http://schemas.microsoft.com/office/drawing/2016/ink" xmlns:am3d="http://schemas.microsoft.com/office/drawing/2017/model3d" xmlns:o="urn:schemas-microsoft-com:office:office" xmlns:oel="http://schemas.microsoft.com/office/2019/extlst" xmlns:r="http://schemas.openxmlformats.org/officeDocument/2006/relationships" xmlns:m="http://schemas.openxmlformats.org/officeDocument/2006/math" xmlns:v="urn:schemas-microsoft-com:vml" xmlns:wp14="http://schemas.microsoft.com/office/word/2010/wordprocessingDrawing" xmlns:wp="http://schemas.openxmlformats.org/drawingml/2006/wordprocessingDrawing" xmlns:w10="urn:schemas-microsoft-com:office:word" xmlns:w="http://schemas.openxmlformats.org/wordprocessingml/2006/main" xmlns:w14="http://schemas.microsoft.com/office/word/2010/wordml" xmlns:w15="http://schemas.microsoft.com/office/word/2012/wordml" xmlns:w16cex="http://schemas.microsoft.com/office/word/2018/wordml/cex" xmlns:w16cid="http://schemas.microsoft.com/office/word/2016/wordml/cid" xmlns:w16="http://schemas.microsoft.com/office/word/2018/wordml" xmlns:w16du="http://schemas.microsoft.com/office/word/2023/wordml/word16du" xmlns:w16sdtdh="http://schemas.microsoft.com/office/word/2020/wordml/sdtdatahash" xmlns:w16sdtfl="http://schemas.microsoft.com/office/word/2024/wordml/sdtformatlock" xmlns:w16se="http://schemas.microsoft.com/office/word/2015/wordml/symex" xmlns:wpg="http://schemas.microsoft.com/office/word/2010/wordprocessingGroup" xmlns:wpi="http://schemas.microsoft.com/office/word/2010/wordprocessingInk" xmlns:wne="http://schemas.microsoft.com/office/word/2006/wordml" xmlns:wps="http://schemas.microsoft.com/office/word/2010/wordprocessingShape" mc:Ignorable="w14 w15 w16se w16cid w16 w16cex w16sdtdh w16sdtfl w16du wp14">
-  <w:p>
-    <w:pPr>
-      <w:pStyle w:val="Pieddepage"/>
-    </w:pPr>
     <w:r>
       <w:rPr>
         <w:noProof w:val="0"/>
         <w:szCs w:val="14"/>
       </w:rPr>
-      <w:t xml:space="preserve">© Eviden. All products, brand names, service marks, trademarks and other names mentioned in this document are proprietary to their respective owners and are protected by applicable trademark and copyright laws. </w:t>
+      <w:t xml:space="preserve">© </w:t>
     </w:r>
+    <w:proofErr w:type="spellStart"/>
     <w:r>
       <w:rPr>
         <w:noProof w:val="0"/>
@@ -7925,6 +8561,23 @@
       </w:rPr>
       <w:t>Eviden</w:t>
     </w:r>
+    <w:proofErr w:type="spellEnd"/>
+    <w:r>
+      <w:rPr>
+        <w:noProof w:val="0"/>
+        <w:szCs w:val="14"/>
+      </w:rPr>
+      <w:t xml:space="preserve">. All products, brand names, service marks, trademarks and other names mentioned in this document are proprietary to their respective owners and are protected by applicable trademark and copyright laws. </w:t>
+    </w:r>
+    <w:proofErr w:type="spellStart"/>
+    <w:r>
+      <w:rPr>
+        <w:noProof w:val="0"/>
+        <w:szCs w:val="14"/>
+      </w:rPr>
+      <w:t>Eviden</w:t>
+    </w:r>
+    <w:proofErr w:type="spellEnd"/>
     <w:r>
       <w:rPr>
         <w:noProof w:val="0"/>
@@ -7936,7 +8589,7 @@
 </w:ftr>
 </file>
 
-<file path=word/footer3.xml><?xml version="1.0" encoding="utf-8"?>
+<file path=word/footer2.xml><?xml version="1.0" encoding="utf-8"?>
 <w:ftr xmlns:wpc="http://schemas.microsoft.com/office/word/2010/wordprocessingCanvas" xmlns:cx="http://schemas.microsoft.com/office/drawing/2014/chartex" xmlns:cx1="http://schemas.microsoft.com/office/drawing/2015/9/8/chartex" xmlns:cx2="http://schemas.microsoft.com/office/drawing/2015/10/21/chartex" xmlns:cx3="http://schemas.microsoft.com/office/drawing/2016/5/9/chartex" xmlns:cx4="http://schemas.microsoft.com/office/drawing/2016/5/10/chartex" xmlns:cx5="http://schemas.microsoft.com/office/drawing/2016/5/11/chartex" xmlns:cx6="http://schemas.microsoft.com/office/drawing/2016/5/12/chartex" xmlns:cx7="http://schemas.microsoft.com/office/drawing/2016/5/13/chartex" xmlns:cx8="http://schemas.microsoft.com/office/drawing/2016/5/14/chartex" xmlns:mc="http://schemas.openxmlformats.org/markup-compatibility/2006" xmlns:aink="http://schemas.microsoft.com/office/drawing/2016/ink" xmlns:am3d="http://schemas.microsoft.com/office/drawing/2017/model3d" xmlns:o="urn:schemas-microsoft-com:office:office" xmlns:oel="http://schemas.microsoft.com/office/2019/extlst" xmlns:r="http://schemas.openxmlformats.org/officeDocument/2006/relationships" xmlns:m="http://schemas.openxmlformats.org/officeDocument/2006/math" xmlns:v="urn:schemas-microsoft-com:vml" xmlns:wp14="http://schemas.microsoft.com/office/word/2010/wordprocessingDrawing" xmlns:wp="http://schemas.openxmlformats.org/drawingml/2006/wordprocessingDrawing" xmlns:w10="urn:schemas-microsoft-com:office:word" xmlns:w="http://schemas.openxmlformats.org/wordprocessingml/2006/main" xmlns:w14="http://schemas.microsoft.com/office/word/2010/wordml" xmlns:w15="http://schemas.microsoft.com/office/word/2012/wordml" xmlns:w16cex="http://schemas.microsoft.com/office/word/2018/wordml/cex" xmlns:w16cid="http://schemas.microsoft.com/office/word/2016/wordml/cid" xmlns:w16="http://schemas.microsoft.com/office/word/2018/wordml" xmlns:w16du="http://schemas.microsoft.com/office/word/2023/wordml/word16du" xmlns:w16sdtdh="http://schemas.microsoft.com/office/word/2020/wordml/sdtdatahash" xmlns:w16sdtfl="http://schemas.microsoft.com/office/word/2024/wordml/sdtformatlock" xmlns:w16se="http://schemas.microsoft.com/office/word/2015/wordml/symex" xmlns:wpg="http://schemas.microsoft.com/office/word/2010/wordprocessingGroup" xmlns:wpi="http://schemas.microsoft.com/office/word/2010/wordprocessingInk" xmlns:wne="http://schemas.microsoft.com/office/word/2006/wordml" xmlns:wps="http://schemas.microsoft.com/office/word/2010/wordprocessingShape" mc:Ignorable="w14 w15 w16se w16cid w16 w16cex w16sdtdh w16sdtfl w16du wp14">
   <w:p>
     <w:pPr>
@@ -7946,17 +8599,7 @@
 </w:ftr>
 </file>
 
-<file path=word/footer4.xml><?xml version="1.0" encoding="utf-8"?>
-<w:ftr xmlns:wpc="http://schemas.microsoft.com/office/word/2010/wordprocessingCanvas" xmlns:cx="http://schemas.microsoft.com/office/drawing/2014/chartex" xmlns:cx1="http://schemas.microsoft.com/office/drawing/2015/9/8/chartex" xmlns:cx2="http://schemas.microsoft.com/office/drawing/2015/10/21/chartex" xmlns:cx3="http://schemas.microsoft.com/office/drawing/2016/5/9/chartex" xmlns:cx4="http://schemas.microsoft.com/office/drawing/2016/5/10/chartex" xmlns:cx5="http://schemas.microsoft.com/office/drawing/2016/5/11/chartex" xmlns:cx6="http://schemas.microsoft.com/office/drawing/2016/5/12/chartex" xmlns:cx7="http://schemas.microsoft.com/office/drawing/2016/5/13/chartex" xmlns:cx8="http://schemas.microsoft.com/office/drawing/2016/5/14/chartex" xmlns:mc="http://schemas.openxmlformats.org/markup-compatibility/2006" xmlns:aink="http://schemas.microsoft.com/office/drawing/2016/ink" xmlns:am3d="http://schemas.microsoft.com/office/drawing/2017/model3d" xmlns:o="urn:schemas-microsoft-com:office:office" xmlns:oel="http://schemas.microsoft.com/office/2019/extlst" xmlns:r="http://schemas.openxmlformats.org/officeDocument/2006/relationships" xmlns:m="http://schemas.openxmlformats.org/officeDocument/2006/math" xmlns:v="urn:schemas-microsoft-com:vml" xmlns:wp14="http://schemas.microsoft.com/office/word/2010/wordprocessingDrawing" xmlns:wp="http://schemas.openxmlformats.org/drawingml/2006/wordprocessingDrawing" xmlns:w10="urn:schemas-microsoft-com:office:word" xmlns:w="http://schemas.openxmlformats.org/wordprocessingml/2006/main" xmlns:w14="http://schemas.microsoft.com/office/word/2010/wordml" xmlns:w15="http://schemas.microsoft.com/office/word/2012/wordml" xmlns:w16cex="http://schemas.microsoft.com/office/word/2018/wordml/cex" xmlns:w16cid="http://schemas.microsoft.com/office/word/2016/wordml/cid" xmlns:w16="http://schemas.microsoft.com/office/word/2018/wordml" xmlns:w16du="http://schemas.microsoft.com/office/word/2023/wordml/word16du" xmlns:w16sdtdh="http://schemas.microsoft.com/office/word/2020/wordml/sdtdatahash" xmlns:w16sdtfl="http://schemas.microsoft.com/office/word/2024/wordml/sdtformatlock" xmlns:w16se="http://schemas.microsoft.com/office/word/2015/wordml/symex" xmlns:wpg="http://schemas.microsoft.com/office/word/2010/wordprocessingGroup" xmlns:wpi="http://schemas.microsoft.com/office/word/2010/wordprocessingInk" xmlns:wne="http://schemas.microsoft.com/office/word/2006/wordml" xmlns:wps="http://schemas.microsoft.com/office/word/2010/wordprocessingShape" mc:Ignorable="w14 w15 w16se w16cid w16 w16cex w16sdtdh w16sdtfl w16du wp14">
-  <w:p>
-    <w:pPr>
-      <w:pStyle w:val="Pieddepage"/>
-    </w:pPr>
-  </w:p>
-</w:ftr>
-</file>
-
-<file path=word/footer5.xml><?xml version="1.0" encoding="utf-8"?>
+<file path=word/footer3.xml><?xml version="1.0" encoding="utf-8"?>
 <w:ftr xmlns:wpc="http://schemas.microsoft.com/office/word/2010/wordprocessingCanvas" xmlns:cx="http://schemas.microsoft.com/office/drawing/2014/chartex" xmlns:cx1="http://schemas.microsoft.com/office/drawing/2015/9/8/chartex" xmlns:cx2="http://schemas.microsoft.com/office/drawing/2015/10/21/chartex" xmlns:cx3="http://schemas.microsoft.com/office/drawing/2016/5/9/chartex" xmlns:cx4="http://schemas.microsoft.com/office/drawing/2016/5/10/chartex" xmlns:cx5="http://schemas.microsoft.com/office/drawing/2016/5/11/chartex" xmlns:cx6="http://schemas.microsoft.com/office/drawing/2016/5/12/chartex" xmlns:cx7="http://schemas.microsoft.com/office/drawing/2016/5/13/chartex" xmlns:cx8="http://schemas.microsoft.com/office/drawing/2016/5/14/chartex" xmlns:mc="http://schemas.openxmlformats.org/markup-compatibility/2006" xmlns:aink="http://schemas.microsoft.com/office/drawing/2016/ink" xmlns:am3d="http://schemas.microsoft.com/office/drawing/2017/model3d" xmlns:o="urn:schemas-microsoft-com:office:office" xmlns:oel="http://schemas.microsoft.com/office/2019/extlst" xmlns:r="http://schemas.openxmlformats.org/officeDocument/2006/relationships" xmlns:m="http://schemas.openxmlformats.org/officeDocument/2006/math" xmlns:v="urn:schemas-microsoft-com:vml" xmlns:wp14="http://schemas.microsoft.com/office/word/2010/wordprocessingDrawing" xmlns:wp="http://schemas.openxmlformats.org/drawingml/2006/wordprocessingDrawing" xmlns:w10="urn:schemas-microsoft-com:office:word" xmlns:w="http://schemas.openxmlformats.org/wordprocessingml/2006/main" xmlns:w14="http://schemas.microsoft.com/office/word/2010/wordml" xmlns:w15="http://schemas.microsoft.com/office/word/2012/wordml" xmlns:w16cex="http://schemas.microsoft.com/office/word/2018/wordml/cex" xmlns:w16cid="http://schemas.microsoft.com/office/word/2016/wordml/cid" xmlns:w16="http://schemas.microsoft.com/office/word/2018/wordml" xmlns:w16du="http://schemas.microsoft.com/office/word/2023/wordml/word16du" xmlns:w16sdtdh="http://schemas.microsoft.com/office/word/2020/wordml/sdtdatahash" xmlns:w16sdtfl="http://schemas.microsoft.com/office/word/2024/wordml/sdtformatlock" xmlns:w16se="http://schemas.microsoft.com/office/word/2015/wordml/symex" xmlns:wpg="http://schemas.microsoft.com/office/word/2010/wordprocessingGroup" xmlns:wpi="http://schemas.microsoft.com/office/word/2010/wordprocessingInk" xmlns:wne="http://schemas.microsoft.com/office/word/2006/wordml" xmlns:wps="http://schemas.microsoft.com/office/word/2010/wordprocessingShape" mc:Ignorable="w14 w15 w16se w16cid w16 w16cex w16sdtdh w16sdtfl w16du wp14">
   <w:p>
     <w:pPr>
@@ -7973,7 +8616,10 @@
       <w:t>Reference:  EVD/BR/</w:t>
     </w:r>
     <w:r>
-      <w:t>190226</w:t>
+      <w:t>0210</w:t>
+    </w:r>
+    <w:r>
+      <w:t>26</w:t>
     </w:r>
     <w:r>
       <w:br/>
@@ -8046,7 +8692,7 @@
 </w:ftr>
 </file>
 
-<file path=word/footer6.xml><?xml version="1.0" encoding="utf-8"?>
+<file path=word/footer4.xml><?xml version="1.0" encoding="utf-8"?>
 <w:ftr xmlns:wpc="http://schemas.microsoft.com/office/word/2010/wordprocessingCanvas" xmlns:cx="http://schemas.microsoft.com/office/drawing/2014/chartex" xmlns:cx1="http://schemas.microsoft.com/office/drawing/2015/9/8/chartex" xmlns:cx2="http://schemas.microsoft.com/office/drawing/2015/10/21/chartex" xmlns:cx3="http://schemas.microsoft.com/office/drawing/2016/5/9/chartex" xmlns:cx4="http://schemas.microsoft.com/office/drawing/2016/5/10/chartex" xmlns:cx5="http://schemas.microsoft.com/office/drawing/2016/5/11/chartex" xmlns:cx6="http://schemas.microsoft.com/office/drawing/2016/5/12/chartex" xmlns:cx7="http://schemas.microsoft.com/office/drawing/2016/5/13/chartex" xmlns:cx8="http://schemas.microsoft.com/office/drawing/2016/5/14/chartex" xmlns:mc="http://schemas.openxmlformats.org/markup-compatibility/2006" xmlns:aink="http://schemas.microsoft.com/office/drawing/2016/ink" xmlns:am3d="http://schemas.microsoft.com/office/drawing/2017/model3d" xmlns:o="urn:schemas-microsoft-com:office:office" xmlns:oel="http://schemas.microsoft.com/office/2019/extlst" xmlns:r="http://schemas.openxmlformats.org/officeDocument/2006/relationships" xmlns:m="http://schemas.openxmlformats.org/officeDocument/2006/math" xmlns:v="urn:schemas-microsoft-com:vml" xmlns:wp14="http://schemas.microsoft.com/office/word/2010/wordprocessingDrawing" xmlns:wp="http://schemas.openxmlformats.org/drawingml/2006/wordprocessingDrawing" xmlns:w10="urn:schemas-microsoft-com:office:word" xmlns:w="http://schemas.openxmlformats.org/wordprocessingml/2006/main" xmlns:w14="http://schemas.microsoft.com/office/word/2010/wordml" xmlns:w15="http://schemas.microsoft.com/office/word/2012/wordml" xmlns:w16cex="http://schemas.microsoft.com/office/word/2018/wordml/cex" xmlns:w16cid="http://schemas.microsoft.com/office/word/2016/wordml/cid" xmlns:w16="http://schemas.microsoft.com/office/word/2018/wordml" xmlns:w16du="http://schemas.microsoft.com/office/word/2023/wordml/word16du" xmlns:w16sdtdh="http://schemas.microsoft.com/office/word/2020/wordml/sdtdatahash" xmlns:w16sdtfl="http://schemas.microsoft.com/office/word/2024/wordml/sdtformatlock" xmlns:w16se="http://schemas.microsoft.com/office/word/2015/wordml/symex" xmlns:wpg="http://schemas.microsoft.com/office/word/2010/wordprocessingGroup" xmlns:wpi="http://schemas.microsoft.com/office/word/2010/wordprocessingInk" xmlns:wne="http://schemas.microsoft.com/office/word/2006/wordml" xmlns:wps="http://schemas.microsoft.com/office/word/2010/wordprocessingShape" mc:Ignorable="w14 w15 w16se w16cid w16 w16cex w16sdtdh w16sdtfl w16du wp14">
   <w:p>
     <w:pPr>
@@ -8063,7 +8709,10 @@
       <w:t>Reference:  EVD/BR/</w:t>
     </w:r>
     <w:r>
-      <w:t>190226</w:t>
+      <w:t>0210</w:t>
+    </w:r>
+    <w:r>
+      <w:t>26</w:t>
     </w:r>
     <w:r>
       <w:br/>
@@ -8138,7 +8787,7 @@
 </w:ftr>
 </file>
 
-<file path=word/footer7.xml><?xml version="1.0" encoding="utf-8"?>
+<file path=word/footer5.xml><?xml version="1.0" encoding="utf-8"?>
 <w:ftr xmlns:wpc="http://schemas.microsoft.com/office/word/2010/wordprocessingCanvas" xmlns:cx="http://schemas.microsoft.com/office/drawing/2014/chartex" xmlns:cx1="http://schemas.microsoft.com/office/drawing/2015/9/8/chartex" xmlns:cx2="http://schemas.microsoft.com/office/drawing/2015/10/21/chartex" xmlns:cx3="http://schemas.microsoft.com/office/drawing/2016/5/9/chartex" xmlns:cx4="http://schemas.microsoft.com/office/drawing/2016/5/10/chartex" xmlns:cx5="http://schemas.microsoft.com/office/drawing/2016/5/11/chartex" xmlns:cx6="http://schemas.microsoft.com/office/drawing/2016/5/12/chartex" xmlns:cx7="http://schemas.microsoft.com/office/drawing/2016/5/13/chartex" xmlns:cx8="http://schemas.microsoft.com/office/drawing/2016/5/14/chartex" xmlns:mc="http://schemas.openxmlformats.org/markup-compatibility/2006" xmlns:aink="http://schemas.microsoft.com/office/drawing/2016/ink" xmlns:am3d="http://schemas.microsoft.com/office/drawing/2017/model3d" xmlns:o="urn:schemas-microsoft-com:office:office" xmlns:oel="http://schemas.microsoft.com/office/2019/extlst" xmlns:r="http://schemas.openxmlformats.org/officeDocument/2006/relationships" xmlns:m="http://schemas.openxmlformats.org/officeDocument/2006/math" xmlns:v="urn:schemas-microsoft-com:vml" xmlns:wp14="http://schemas.microsoft.com/office/word/2010/wordprocessingDrawing" xmlns:wp="http://schemas.openxmlformats.org/drawingml/2006/wordprocessingDrawing" xmlns:w10="urn:schemas-microsoft-com:office:word" xmlns:w="http://schemas.openxmlformats.org/wordprocessingml/2006/main" xmlns:w14="http://schemas.microsoft.com/office/word/2010/wordml" xmlns:w15="http://schemas.microsoft.com/office/word/2012/wordml" xmlns:w16cex="http://schemas.microsoft.com/office/word/2018/wordml/cex" xmlns:w16cid="http://schemas.microsoft.com/office/word/2016/wordml/cid" xmlns:w16="http://schemas.microsoft.com/office/word/2018/wordml" xmlns:w16du="http://schemas.microsoft.com/office/word/2023/wordml/word16du" xmlns:w16sdtdh="http://schemas.microsoft.com/office/word/2020/wordml/sdtdatahash" xmlns:w16sdtfl="http://schemas.microsoft.com/office/word/2024/wordml/sdtformatlock" xmlns:w16se="http://schemas.microsoft.com/office/word/2015/wordml/symex" xmlns:wpg="http://schemas.microsoft.com/office/word/2010/wordprocessingGroup" xmlns:wpi="http://schemas.microsoft.com/office/word/2010/wordprocessingInk" xmlns:wne="http://schemas.microsoft.com/office/word/2006/wordml" xmlns:wps="http://schemas.microsoft.com/office/word/2010/wordprocessingShape" mc:Ignorable="w14 w15 w16se w16cid w16 w16cex w16sdtdh w16sdtfl w16du wp14">
   <w:p>
     <w:pPr>
@@ -8148,7 +8797,7 @@
 </w:ftr>
 </file>
 
-<file path=word/footer8.xml><?xml version="1.0" encoding="utf-8"?>
+<file path=word/footer6.xml><?xml version="1.0" encoding="utf-8"?>
 <w:ftr xmlns:wpc="http://schemas.microsoft.com/office/word/2010/wordprocessingCanvas" xmlns:cx="http://schemas.microsoft.com/office/drawing/2014/chartex" xmlns:cx1="http://schemas.microsoft.com/office/drawing/2015/9/8/chartex" xmlns:cx2="http://schemas.microsoft.com/office/drawing/2015/10/21/chartex" xmlns:cx3="http://schemas.microsoft.com/office/drawing/2016/5/9/chartex" xmlns:cx4="http://schemas.microsoft.com/office/drawing/2016/5/10/chartex" xmlns:cx5="http://schemas.microsoft.com/office/drawing/2016/5/11/chartex" xmlns:cx6="http://schemas.microsoft.com/office/drawing/2016/5/12/chartex" xmlns:cx7="http://schemas.microsoft.com/office/drawing/2016/5/13/chartex" xmlns:cx8="http://schemas.microsoft.com/office/drawing/2016/5/14/chartex" xmlns:mc="http://schemas.openxmlformats.org/markup-compatibility/2006" xmlns:aink="http://schemas.microsoft.com/office/drawing/2016/ink" xmlns:am3d="http://schemas.microsoft.com/office/drawing/2017/model3d" xmlns:o="urn:schemas-microsoft-com:office:office" xmlns:oel="http://schemas.microsoft.com/office/2019/extlst" xmlns:r="http://schemas.openxmlformats.org/officeDocument/2006/relationships" xmlns:m="http://schemas.openxmlformats.org/officeDocument/2006/math" xmlns:v="urn:schemas-microsoft-com:vml" xmlns:wp14="http://schemas.microsoft.com/office/word/2010/wordprocessingDrawing" xmlns:wp="http://schemas.openxmlformats.org/drawingml/2006/wordprocessingDrawing" xmlns:w10="urn:schemas-microsoft-com:office:word" xmlns:w="http://schemas.openxmlformats.org/wordprocessingml/2006/main" xmlns:w14="http://schemas.microsoft.com/office/word/2010/wordml" xmlns:w15="http://schemas.microsoft.com/office/word/2012/wordml" xmlns:w16cex="http://schemas.microsoft.com/office/word/2018/wordml/cex" xmlns:w16cid="http://schemas.microsoft.com/office/word/2016/wordml/cid" xmlns:w16="http://schemas.microsoft.com/office/word/2018/wordml" xmlns:w16du="http://schemas.microsoft.com/office/word/2023/wordml/word16du" xmlns:w16sdtdh="http://schemas.microsoft.com/office/word/2020/wordml/sdtdatahash" xmlns:w16sdtfl="http://schemas.microsoft.com/office/word/2024/wordml/sdtformatlock" xmlns:w16se="http://schemas.microsoft.com/office/word/2015/wordml/symex" xmlns:wpg="http://schemas.microsoft.com/office/word/2010/wordprocessingGroup" xmlns:wpi="http://schemas.microsoft.com/office/word/2010/wordprocessingInk" xmlns:wne="http://schemas.microsoft.com/office/word/2006/wordml" xmlns:wps="http://schemas.microsoft.com/office/word/2010/wordprocessingShape" mc:Ignorable="w14 w15 w16se w16cid w16 w16cex w16sdtdh w16sdtfl w16du wp14">
   <w:p>
     <w:pPr>
@@ -8178,16 +8827,6 @@
 </file>
 
 <file path=word/header1.xml><?xml version="1.0" encoding="utf-8"?>
-<w:hdr xmlns:wpc="http://schemas.microsoft.com/office/word/2010/wordprocessingCanvas" xmlns:cx="http://schemas.microsoft.com/office/drawing/2014/chartex" xmlns:cx1="http://schemas.microsoft.com/office/drawing/2015/9/8/chartex" xmlns:cx2="http://schemas.microsoft.com/office/drawing/2015/10/21/chartex" xmlns:cx3="http://schemas.microsoft.com/office/drawing/2016/5/9/chartex" xmlns:cx4="http://schemas.microsoft.com/office/drawing/2016/5/10/chartex" xmlns:cx5="http://schemas.microsoft.com/office/drawing/2016/5/11/chartex" xmlns:cx6="http://schemas.microsoft.com/office/drawing/2016/5/12/chartex" xmlns:cx7="http://schemas.microsoft.com/office/drawing/2016/5/13/chartex" xmlns:cx8="http://schemas.microsoft.com/office/drawing/2016/5/14/chartex" xmlns:mc="http://schemas.openxmlformats.org/markup-compatibility/2006" xmlns:aink="http://schemas.microsoft.com/office/drawing/2016/ink" xmlns:am3d="http://schemas.microsoft.com/office/drawing/2017/model3d" xmlns:o="urn:schemas-microsoft-com:office:office" xmlns:oel="http://schemas.microsoft.com/office/2019/extlst" xmlns:r="http://schemas.openxmlformats.org/officeDocument/2006/relationships" xmlns:m="http://schemas.openxmlformats.org/officeDocument/2006/math" xmlns:v="urn:schemas-microsoft-com:vml" xmlns:wp14="http://schemas.microsoft.com/office/word/2010/wordprocessingDrawing" xmlns:wp="http://schemas.openxmlformats.org/drawingml/2006/wordprocessingDrawing" xmlns:w10="urn:schemas-microsoft-com:office:word" xmlns:w="http://schemas.openxmlformats.org/wordprocessingml/2006/main" xmlns:w14="http://schemas.microsoft.com/office/word/2010/wordml" xmlns:w15="http://schemas.microsoft.com/office/word/2012/wordml" xmlns:w16cex="http://schemas.microsoft.com/office/word/2018/wordml/cex" xmlns:w16cid="http://schemas.microsoft.com/office/word/2016/wordml/cid" xmlns:w16="http://schemas.microsoft.com/office/word/2018/wordml" xmlns:w16du="http://schemas.microsoft.com/office/word/2023/wordml/word16du" xmlns:w16sdtdh="http://schemas.microsoft.com/office/word/2020/wordml/sdtdatahash" xmlns:w16sdtfl="http://schemas.microsoft.com/office/word/2024/wordml/sdtformatlock" xmlns:w16se="http://schemas.microsoft.com/office/word/2015/wordml/symex" xmlns:wpg="http://schemas.microsoft.com/office/word/2010/wordprocessingGroup" xmlns:wpi="http://schemas.microsoft.com/office/word/2010/wordprocessingInk" xmlns:wne="http://schemas.microsoft.com/office/word/2006/wordml" xmlns:wps="http://schemas.microsoft.com/office/word/2010/wordprocessingShape" mc:Ignorable="w14 w15 w16se w16cid w16 w16cex w16sdtdh w16sdtfl w16du wp14">
-  <w:p>
-    <w:pPr>
-      <w:pStyle w:val="En-tte"/>
-    </w:pPr>
-  </w:p>
-</w:hdr>
-</file>
-
-<file path=word/header2.xml><?xml version="1.0" encoding="utf-8"?>
 <w:hdr xmlns:wpc="http://schemas.microsoft.com/office/word/2010/wordprocessingCanvas" xmlns:cx="http://schemas.microsoft.com/office/drawing/2014/chartex" xmlns:cx1="http://schemas.microsoft.com/office/drawing/2015/9/8/chartex" xmlns:cx2="http://schemas.microsoft.com/office/drawing/2015/10/21/chartex" xmlns:cx3="http://schemas.microsoft.com/office/drawing/2016/5/9/chartex" xmlns:cx4="http://schemas.microsoft.com/office/drawing/2016/5/10/chartex" xmlns:cx5="http://schemas.microsoft.com/office/drawing/2016/5/11/chartex" xmlns:cx6="http://schemas.microsoft.com/office/drawing/2016/5/12/chartex" xmlns:cx7="http://schemas.microsoft.com/office/drawing/2016/5/13/chartex" xmlns:cx8="http://schemas.microsoft.com/office/drawing/2016/5/14/chartex" xmlns:mc="http://schemas.openxmlformats.org/markup-compatibility/2006" xmlns:aink="http://schemas.microsoft.com/office/drawing/2016/ink" xmlns:am3d="http://schemas.microsoft.com/office/drawing/2017/model3d" xmlns:o="urn:schemas-microsoft-com:office:office" xmlns:oel="http://schemas.microsoft.com/office/2019/extlst" xmlns:r="http://schemas.openxmlformats.org/officeDocument/2006/relationships" xmlns:m="http://schemas.openxmlformats.org/officeDocument/2006/math" xmlns:v="urn:schemas-microsoft-com:vml" xmlns:wp14="http://schemas.microsoft.com/office/word/2010/wordprocessingDrawing" xmlns:wp="http://schemas.openxmlformats.org/drawingml/2006/wordprocessingDrawing" xmlns:w10="urn:schemas-microsoft-com:office:word" xmlns:w="http://schemas.openxmlformats.org/wordprocessingml/2006/main" xmlns:w14="http://schemas.microsoft.com/office/word/2010/wordml" xmlns:w15="http://schemas.microsoft.com/office/word/2012/wordml" xmlns:w16cex="http://schemas.microsoft.com/office/word/2018/wordml/cex" xmlns:w16cid="http://schemas.microsoft.com/office/word/2016/wordml/cid" xmlns:w16="http://schemas.microsoft.com/office/word/2018/wordml" xmlns:w16du="http://schemas.microsoft.com/office/word/2023/wordml/word16du" xmlns:w16sdtdh="http://schemas.microsoft.com/office/word/2020/wordml/sdtdatahash" xmlns:w16sdtfl="http://schemas.microsoft.com/office/word/2024/wordml/sdtformatlock" xmlns:w16se="http://schemas.microsoft.com/office/word/2015/wordml/symex" xmlns:wpg="http://schemas.microsoft.com/office/word/2010/wordprocessingGroup" xmlns:wpi="http://schemas.microsoft.com/office/word/2010/wordprocessingInk" xmlns:wne="http://schemas.microsoft.com/office/word/2006/wordml" xmlns:wps="http://schemas.microsoft.com/office/word/2010/wordprocessingShape" mc:Ignorable="w14 w15 w16se w16cid w16 w16cex w16sdtdh w16sdtfl w16du wp14">
   <w:p>
     <w:pPr>
@@ -8269,6 +8908,16 @@
 </w:hdr>
 </file>
 
+<file path=word/header2.xml><?xml version="1.0" encoding="utf-8"?>
+<w:hdr xmlns:wpc="http://schemas.microsoft.com/office/word/2010/wordprocessingCanvas" xmlns:cx="http://schemas.microsoft.com/office/drawing/2014/chartex" xmlns:cx1="http://schemas.microsoft.com/office/drawing/2015/9/8/chartex" xmlns:cx2="http://schemas.microsoft.com/office/drawing/2015/10/21/chartex" xmlns:cx3="http://schemas.microsoft.com/office/drawing/2016/5/9/chartex" xmlns:cx4="http://schemas.microsoft.com/office/drawing/2016/5/10/chartex" xmlns:cx5="http://schemas.microsoft.com/office/drawing/2016/5/11/chartex" xmlns:cx6="http://schemas.microsoft.com/office/drawing/2016/5/12/chartex" xmlns:cx7="http://schemas.microsoft.com/office/drawing/2016/5/13/chartex" xmlns:cx8="http://schemas.microsoft.com/office/drawing/2016/5/14/chartex" xmlns:mc="http://schemas.openxmlformats.org/markup-compatibility/2006" xmlns:aink="http://schemas.microsoft.com/office/drawing/2016/ink" xmlns:am3d="http://schemas.microsoft.com/office/drawing/2017/model3d" xmlns:o="urn:schemas-microsoft-com:office:office" xmlns:oel="http://schemas.microsoft.com/office/2019/extlst" xmlns:r="http://schemas.openxmlformats.org/officeDocument/2006/relationships" xmlns:m="http://schemas.openxmlformats.org/officeDocument/2006/math" xmlns:v="urn:schemas-microsoft-com:vml" xmlns:wp14="http://schemas.microsoft.com/office/word/2010/wordprocessingDrawing" xmlns:wp="http://schemas.openxmlformats.org/drawingml/2006/wordprocessingDrawing" xmlns:w10="urn:schemas-microsoft-com:office:word" xmlns:w="http://schemas.openxmlformats.org/wordprocessingml/2006/main" xmlns:w14="http://schemas.microsoft.com/office/word/2010/wordml" xmlns:w15="http://schemas.microsoft.com/office/word/2012/wordml" xmlns:w16cex="http://schemas.microsoft.com/office/word/2018/wordml/cex" xmlns:w16cid="http://schemas.microsoft.com/office/word/2016/wordml/cid" xmlns:w16="http://schemas.microsoft.com/office/word/2018/wordml" xmlns:w16du="http://schemas.microsoft.com/office/word/2023/wordml/word16du" xmlns:w16sdtdh="http://schemas.microsoft.com/office/word/2020/wordml/sdtdatahash" xmlns:w16sdtfl="http://schemas.microsoft.com/office/word/2024/wordml/sdtformatlock" xmlns:w16se="http://schemas.microsoft.com/office/word/2015/wordml/symex" xmlns:wpg="http://schemas.microsoft.com/office/word/2010/wordprocessingGroup" xmlns:wpi="http://schemas.microsoft.com/office/word/2010/wordprocessingInk" xmlns:wne="http://schemas.microsoft.com/office/word/2006/wordml" xmlns:wps="http://schemas.microsoft.com/office/word/2010/wordprocessingShape" mc:Ignorable="w14 w15 w16se w16cid w16 w16cex w16sdtdh w16sdtfl w16du wp14">
+  <w:p>
+    <w:pPr>
+      <w:pStyle w:val="En-tte"/>
+    </w:pPr>
+  </w:p>
+</w:hdr>
+</file>
+
 <file path=word/header3.xml><?xml version="1.0" encoding="utf-8"?>
 <w:hdr xmlns:wpc="http://schemas.microsoft.com/office/word/2010/wordprocessingCanvas" xmlns:cx="http://schemas.microsoft.com/office/drawing/2014/chartex" xmlns:cx1="http://schemas.microsoft.com/office/drawing/2015/9/8/chartex" xmlns:cx2="http://schemas.microsoft.com/office/drawing/2015/10/21/chartex" xmlns:cx3="http://schemas.microsoft.com/office/drawing/2016/5/9/chartex" xmlns:cx4="http://schemas.microsoft.com/office/drawing/2016/5/10/chartex" xmlns:cx5="http://schemas.microsoft.com/office/drawing/2016/5/11/chartex" xmlns:cx6="http://schemas.microsoft.com/office/drawing/2016/5/12/chartex" xmlns:cx7="http://schemas.microsoft.com/office/drawing/2016/5/13/chartex" xmlns:cx8="http://schemas.microsoft.com/office/drawing/2016/5/14/chartex" xmlns:mc="http://schemas.openxmlformats.org/markup-compatibility/2006" xmlns:aink="http://schemas.microsoft.com/office/drawing/2016/ink" xmlns:am3d="http://schemas.microsoft.com/office/drawing/2017/model3d" xmlns:o="urn:schemas-microsoft-com:office:office" xmlns:oel="http://schemas.microsoft.com/office/2019/extlst" xmlns:r="http://schemas.openxmlformats.org/officeDocument/2006/relationships" xmlns:m="http://schemas.openxmlformats.org/officeDocument/2006/math" xmlns:v="urn:schemas-microsoft-com:vml" xmlns:wp14="http://schemas.microsoft.com/office/word/2010/wordprocessingDrawing" xmlns:wp="http://schemas.openxmlformats.org/drawingml/2006/wordprocessingDrawing" xmlns:w10="urn:schemas-microsoft-com:office:word" xmlns:w="http://schemas.openxmlformats.org/wordprocessingml/2006/main" xmlns:w14="http://schemas.microsoft.com/office/word/2010/wordml" xmlns:w15="http://schemas.microsoft.com/office/word/2012/wordml" xmlns:w16cex="http://schemas.microsoft.com/office/word/2018/wordml/cex" xmlns:w16cid="http://schemas.microsoft.com/office/word/2016/wordml/cid" xmlns:w16="http://schemas.microsoft.com/office/word/2018/wordml" xmlns:w16du="http://schemas.microsoft.com/office/word/2023/wordml/word16du" xmlns:w16sdtdh="http://schemas.microsoft.com/office/word/2020/wordml/sdtdatahash" xmlns:w16sdtfl="http://schemas.microsoft.com/office/word/2024/wordml/sdtformatlock" xmlns:w16se="http://schemas.microsoft.com/office/word/2015/wordml/symex" xmlns:wpg="http://schemas.microsoft.com/office/word/2010/wordprocessingGroup" xmlns:wpi="http://schemas.microsoft.com/office/word/2010/wordprocessingInk" xmlns:wne="http://schemas.microsoft.com/office/word/2006/wordml" xmlns:wps="http://schemas.microsoft.com/office/word/2010/wordprocessingShape" mc:Ignorable="w14 w15 w16se w16cid w16 w16cex w16sdtdh w16sdtfl w16du wp14">
   <w:p>
@@ -8280,26 +8929,6 @@
 </file>
 
 <file path=word/header4.xml><?xml version="1.0" encoding="utf-8"?>
-<w:hdr xmlns:wpc="http://schemas.microsoft.com/office/word/2010/wordprocessingCanvas" xmlns:cx="http://schemas.microsoft.com/office/drawing/2014/chartex" xmlns:cx1="http://schemas.microsoft.com/office/drawing/2015/9/8/chartex" xmlns:cx2="http://schemas.microsoft.com/office/drawing/2015/10/21/chartex" xmlns:cx3="http://schemas.microsoft.com/office/drawing/2016/5/9/chartex" xmlns:cx4="http://schemas.microsoft.com/office/drawing/2016/5/10/chartex" xmlns:cx5="http://schemas.microsoft.com/office/drawing/2016/5/11/chartex" xmlns:cx6="http://schemas.microsoft.com/office/drawing/2016/5/12/chartex" xmlns:cx7="http://schemas.microsoft.com/office/drawing/2016/5/13/chartex" xmlns:cx8="http://schemas.microsoft.com/office/drawing/2016/5/14/chartex" xmlns:mc="http://schemas.openxmlformats.org/markup-compatibility/2006" xmlns:aink="http://schemas.microsoft.com/office/drawing/2016/ink" xmlns:am3d="http://schemas.microsoft.com/office/drawing/2017/model3d" xmlns:o="urn:schemas-microsoft-com:office:office" xmlns:oel="http://schemas.microsoft.com/office/2019/extlst" xmlns:r="http://schemas.openxmlformats.org/officeDocument/2006/relationships" xmlns:m="http://schemas.openxmlformats.org/officeDocument/2006/math" xmlns:v="urn:schemas-microsoft-com:vml" xmlns:wp14="http://schemas.microsoft.com/office/word/2010/wordprocessingDrawing" xmlns:wp="http://schemas.openxmlformats.org/drawingml/2006/wordprocessingDrawing" xmlns:w10="urn:schemas-microsoft-com:office:word" xmlns:w="http://schemas.openxmlformats.org/wordprocessingml/2006/main" xmlns:w14="http://schemas.microsoft.com/office/word/2010/wordml" xmlns:w15="http://schemas.microsoft.com/office/word/2012/wordml" xmlns:w16cex="http://schemas.microsoft.com/office/word/2018/wordml/cex" xmlns:w16cid="http://schemas.microsoft.com/office/word/2016/wordml/cid" xmlns:w16="http://schemas.microsoft.com/office/word/2018/wordml" xmlns:w16du="http://schemas.microsoft.com/office/word/2023/wordml/word16du" xmlns:w16sdtdh="http://schemas.microsoft.com/office/word/2020/wordml/sdtdatahash" xmlns:w16sdtfl="http://schemas.microsoft.com/office/word/2024/wordml/sdtformatlock" xmlns:w16se="http://schemas.microsoft.com/office/word/2015/wordml/symex" xmlns:wpg="http://schemas.microsoft.com/office/word/2010/wordprocessingGroup" xmlns:wpi="http://schemas.microsoft.com/office/word/2010/wordprocessingInk" xmlns:wne="http://schemas.microsoft.com/office/word/2006/wordml" xmlns:wps="http://schemas.microsoft.com/office/word/2010/wordprocessingShape" mc:Ignorable="w14 w15 w16se w16cid w16 w16cex w16sdtdh w16sdtfl w16du wp14">
-  <w:p>
-    <w:pPr>
-      <w:pStyle w:val="En-tte"/>
-    </w:pPr>
-  </w:p>
-</w:hdr>
-</file>
-
-<file path=word/header5.xml><?xml version="1.0" encoding="utf-8"?>
-<w:hdr xmlns:wpc="http://schemas.microsoft.com/office/word/2010/wordprocessingCanvas" xmlns:cx="http://schemas.microsoft.com/office/drawing/2014/chartex" xmlns:cx1="http://schemas.microsoft.com/office/drawing/2015/9/8/chartex" xmlns:cx2="http://schemas.microsoft.com/office/drawing/2015/10/21/chartex" xmlns:cx3="http://schemas.microsoft.com/office/drawing/2016/5/9/chartex" xmlns:cx4="http://schemas.microsoft.com/office/drawing/2016/5/10/chartex" xmlns:cx5="http://schemas.microsoft.com/office/drawing/2016/5/11/chartex" xmlns:cx6="http://schemas.microsoft.com/office/drawing/2016/5/12/chartex" xmlns:cx7="http://schemas.microsoft.com/office/drawing/2016/5/13/chartex" xmlns:cx8="http://schemas.microsoft.com/office/drawing/2016/5/14/chartex" xmlns:mc="http://schemas.openxmlformats.org/markup-compatibility/2006" xmlns:aink="http://schemas.microsoft.com/office/drawing/2016/ink" xmlns:am3d="http://schemas.microsoft.com/office/drawing/2017/model3d" xmlns:o="urn:schemas-microsoft-com:office:office" xmlns:oel="http://schemas.microsoft.com/office/2019/extlst" xmlns:r="http://schemas.openxmlformats.org/officeDocument/2006/relationships" xmlns:m="http://schemas.openxmlformats.org/officeDocument/2006/math" xmlns:v="urn:schemas-microsoft-com:vml" xmlns:wp14="http://schemas.microsoft.com/office/word/2010/wordprocessingDrawing" xmlns:wp="http://schemas.openxmlformats.org/drawingml/2006/wordprocessingDrawing" xmlns:w10="urn:schemas-microsoft-com:office:word" xmlns:w="http://schemas.openxmlformats.org/wordprocessingml/2006/main" xmlns:w14="http://schemas.microsoft.com/office/word/2010/wordml" xmlns:w15="http://schemas.microsoft.com/office/word/2012/wordml" xmlns:w16cex="http://schemas.microsoft.com/office/word/2018/wordml/cex" xmlns:w16cid="http://schemas.microsoft.com/office/word/2016/wordml/cid" xmlns:w16="http://schemas.microsoft.com/office/word/2018/wordml" xmlns:w16du="http://schemas.microsoft.com/office/word/2023/wordml/word16du" xmlns:w16sdtdh="http://schemas.microsoft.com/office/word/2020/wordml/sdtdatahash" xmlns:w16sdtfl="http://schemas.microsoft.com/office/word/2024/wordml/sdtformatlock" xmlns:w16se="http://schemas.microsoft.com/office/word/2015/wordml/symex" xmlns:wpg="http://schemas.microsoft.com/office/word/2010/wordprocessingGroup" xmlns:wpi="http://schemas.microsoft.com/office/word/2010/wordprocessingInk" xmlns:wne="http://schemas.microsoft.com/office/word/2006/wordml" xmlns:wps="http://schemas.microsoft.com/office/word/2010/wordprocessingShape" mc:Ignorable="w14 w15 w16se w16cid w16 w16cex w16sdtdh w16sdtfl w16du wp14">
-  <w:p>
-    <w:pPr>
-      <w:pStyle w:val="En-tte"/>
-    </w:pPr>
-  </w:p>
-</w:hdr>
-</file>
-
-<file path=word/header6.xml><?xml version="1.0" encoding="utf-8"?>
 <w:hdr xmlns:wpc="http://schemas.microsoft.com/office/word/2010/wordprocessingCanvas" xmlns:cx="http://schemas.microsoft.com/office/drawing/2014/chartex" xmlns:cx1="http://schemas.microsoft.com/office/drawing/2015/9/8/chartex" xmlns:cx2="http://schemas.microsoft.com/office/drawing/2015/10/21/chartex" xmlns:cx3="http://schemas.microsoft.com/office/drawing/2016/5/9/chartex" xmlns:cx4="http://schemas.microsoft.com/office/drawing/2016/5/10/chartex" xmlns:cx5="http://schemas.microsoft.com/office/drawing/2016/5/11/chartex" xmlns:cx6="http://schemas.microsoft.com/office/drawing/2016/5/12/chartex" xmlns:cx7="http://schemas.microsoft.com/office/drawing/2016/5/13/chartex" xmlns:cx8="http://schemas.microsoft.com/office/drawing/2016/5/14/chartex" xmlns:mc="http://schemas.openxmlformats.org/markup-compatibility/2006" xmlns:aink="http://schemas.microsoft.com/office/drawing/2016/ink" xmlns:am3d="http://schemas.microsoft.com/office/drawing/2017/model3d" xmlns:o="urn:schemas-microsoft-com:office:office" xmlns:oel="http://schemas.microsoft.com/office/2019/extlst" xmlns:r="http://schemas.openxmlformats.org/officeDocument/2006/relationships" xmlns:m="http://schemas.openxmlformats.org/officeDocument/2006/math" xmlns:v="urn:schemas-microsoft-com:vml" xmlns:wp14="http://schemas.microsoft.com/office/word/2010/wordprocessingDrawing" xmlns:wp="http://schemas.openxmlformats.org/drawingml/2006/wordprocessingDrawing" xmlns:w10="urn:schemas-microsoft-com:office:word" xmlns:w="http://schemas.openxmlformats.org/wordprocessingml/2006/main" xmlns:w14="http://schemas.microsoft.com/office/word/2010/wordml" xmlns:w15="http://schemas.microsoft.com/office/word/2012/wordml" xmlns:w16cex="http://schemas.microsoft.com/office/word/2018/wordml/cex" xmlns:w16cid="http://schemas.microsoft.com/office/word/2016/wordml/cid" xmlns:w16="http://schemas.microsoft.com/office/word/2018/wordml" xmlns:w16du="http://schemas.microsoft.com/office/word/2023/wordml/word16du" xmlns:w16sdtdh="http://schemas.microsoft.com/office/word/2020/wordml/sdtdatahash" xmlns:w16sdtfl="http://schemas.microsoft.com/office/word/2024/wordml/sdtformatlock" xmlns:w16se="http://schemas.microsoft.com/office/word/2015/wordml/symex" xmlns:wpg="http://schemas.microsoft.com/office/word/2010/wordprocessingGroup" xmlns:wpi="http://schemas.microsoft.com/office/word/2010/wordprocessingInk" xmlns:wne="http://schemas.microsoft.com/office/word/2006/wordml" xmlns:wps="http://schemas.microsoft.com/office/word/2010/wordprocessingShape" mc:Ignorable="w14 w15 w16se w16cid w16 w16cex w16sdtdh w16sdtfl w16du wp14">
   <w:tbl>
     <w:tblPr>
@@ -8562,6 +9191,7 @@
                               <w:lang w:val="fr-FR"/>
                             </w:rPr>
                           </w:pPr>
+                          <w:proofErr w:type="spellStart"/>
                           <w:r>
                             <w:rPr>
                               <w:sz w:val="40"/>
@@ -8569,13 +9199,23 @@
                             </w:rPr>
                             <w:t>Eviden</w:t>
                           </w:r>
+                          <w:proofErr w:type="spellEnd"/>
                           <w:r>
                             <w:rPr>
                               <w:sz w:val="40"/>
                               <w:szCs w:val="40"/>
                             </w:rPr>
-                            <w:t xml:space="preserve"> SafeKit</w:t>
+                            <w:t xml:space="preserve"> </w:t>
                           </w:r>
+                          <w:proofErr w:type="spellStart"/>
+                          <w:r>
+                            <w:rPr>
+                              <w:sz w:val="40"/>
+                              <w:szCs w:val="40"/>
+                            </w:rPr>
+                            <w:t>SafeKit</w:t>
+                          </w:r>
+                          <w:proofErr w:type="spellEnd"/>
                         </w:p>
                       </w:txbxContent>
                     </wps:txbx>
@@ -8638,7 +9278,7 @@
 </w:hdr>
 </file>
 
-<file path=word/header7.xml><?xml version="1.0" encoding="utf-8"?>
+<file path=word/header5.xml><?xml version="1.0" encoding="utf-8"?>
 <w:hdr xmlns:wpc="http://schemas.microsoft.com/office/word/2010/wordprocessingCanvas" xmlns:cx="http://schemas.microsoft.com/office/drawing/2014/chartex" xmlns:cx1="http://schemas.microsoft.com/office/drawing/2015/9/8/chartex" xmlns:cx2="http://schemas.microsoft.com/office/drawing/2015/10/21/chartex" xmlns:cx3="http://schemas.microsoft.com/office/drawing/2016/5/9/chartex" xmlns:cx4="http://schemas.microsoft.com/office/drawing/2016/5/10/chartex" xmlns:cx5="http://schemas.microsoft.com/office/drawing/2016/5/11/chartex" xmlns:cx6="http://schemas.microsoft.com/office/drawing/2016/5/12/chartex" xmlns:cx7="http://schemas.microsoft.com/office/drawing/2016/5/13/chartex" xmlns:cx8="http://schemas.microsoft.com/office/drawing/2016/5/14/chartex" xmlns:mc="http://schemas.openxmlformats.org/markup-compatibility/2006" xmlns:aink="http://schemas.microsoft.com/office/drawing/2016/ink" xmlns:am3d="http://schemas.microsoft.com/office/drawing/2017/model3d" xmlns:o="urn:schemas-microsoft-com:office:office" xmlns:oel="http://schemas.microsoft.com/office/2019/extlst" xmlns:r="http://schemas.openxmlformats.org/officeDocument/2006/relationships" xmlns:m="http://schemas.openxmlformats.org/officeDocument/2006/math" xmlns:v="urn:schemas-microsoft-com:vml" xmlns:wp14="http://schemas.microsoft.com/office/word/2010/wordprocessingDrawing" xmlns:wp="http://schemas.openxmlformats.org/drawingml/2006/wordprocessingDrawing" xmlns:w10="urn:schemas-microsoft-com:office:word" xmlns:w="http://schemas.openxmlformats.org/wordprocessingml/2006/main" xmlns:w14="http://schemas.microsoft.com/office/word/2010/wordml" xmlns:w15="http://schemas.microsoft.com/office/word/2012/wordml" xmlns:w16cex="http://schemas.microsoft.com/office/word/2018/wordml/cex" xmlns:w16cid="http://schemas.microsoft.com/office/word/2016/wordml/cid" xmlns:w16="http://schemas.microsoft.com/office/word/2018/wordml" xmlns:w16du="http://schemas.microsoft.com/office/word/2023/wordml/word16du" xmlns:w16sdtdh="http://schemas.microsoft.com/office/word/2020/wordml/sdtdatahash" xmlns:w16sdtfl="http://schemas.microsoft.com/office/word/2024/wordml/sdtformatlock" xmlns:w16se="http://schemas.microsoft.com/office/word/2015/wordml/symex" xmlns:wpg="http://schemas.microsoft.com/office/word/2010/wordprocessingGroup" xmlns:wpi="http://schemas.microsoft.com/office/word/2010/wordprocessingInk" xmlns:wne="http://schemas.microsoft.com/office/word/2006/wordml" xmlns:wps="http://schemas.microsoft.com/office/word/2010/wordprocessingShape" mc:Ignorable="w14 w15 w16se w16cid w16 w16cex w16sdtdh w16sdtfl w16du wp14">
   <w:p>
     <w:pPr>
@@ -8648,7 +9288,7 @@
 </w:hdr>
 </file>
 
-<file path=word/header8.xml><?xml version="1.0" encoding="utf-8"?>
+<file path=word/header6.xml><?xml version="1.0" encoding="utf-8"?>
 <w:hdr xmlns:wpc="http://schemas.microsoft.com/office/word/2010/wordprocessingCanvas" xmlns:cx="http://schemas.microsoft.com/office/drawing/2014/chartex" xmlns:cx1="http://schemas.microsoft.com/office/drawing/2015/9/8/chartex" xmlns:cx2="http://schemas.microsoft.com/office/drawing/2015/10/21/chartex" xmlns:cx3="http://schemas.microsoft.com/office/drawing/2016/5/9/chartex" xmlns:cx4="http://schemas.microsoft.com/office/drawing/2016/5/10/chartex" xmlns:cx5="http://schemas.microsoft.com/office/drawing/2016/5/11/chartex" xmlns:cx6="http://schemas.microsoft.com/office/drawing/2016/5/12/chartex" xmlns:cx7="http://schemas.microsoft.com/office/drawing/2016/5/13/chartex" xmlns:cx8="http://schemas.microsoft.com/office/drawing/2016/5/14/chartex" xmlns:mc="http://schemas.openxmlformats.org/markup-compatibility/2006" xmlns:aink="http://schemas.microsoft.com/office/drawing/2016/ink" xmlns:am3d="http://schemas.microsoft.com/office/drawing/2017/model3d" xmlns:o="urn:schemas-microsoft-com:office:office" xmlns:oel="http://schemas.microsoft.com/office/2019/extlst" xmlns:r="http://schemas.openxmlformats.org/officeDocument/2006/relationships" xmlns:m="http://schemas.openxmlformats.org/officeDocument/2006/math" xmlns:v="urn:schemas-microsoft-com:vml" xmlns:wp14="http://schemas.microsoft.com/office/word/2010/wordprocessingDrawing" xmlns:wp="http://schemas.openxmlformats.org/drawingml/2006/wordprocessingDrawing" xmlns:w10="urn:schemas-microsoft-com:office:word" xmlns:w="http://schemas.openxmlformats.org/wordprocessingml/2006/main" xmlns:w14="http://schemas.microsoft.com/office/word/2010/wordml" xmlns:w15="http://schemas.microsoft.com/office/word/2012/wordml" xmlns:w16cex="http://schemas.microsoft.com/office/word/2018/wordml/cex" xmlns:w16cid="http://schemas.microsoft.com/office/word/2016/wordml/cid" xmlns:w16="http://schemas.microsoft.com/office/word/2018/wordml" xmlns:w16du="http://schemas.microsoft.com/office/word/2023/wordml/word16du" xmlns:w16sdtdh="http://schemas.microsoft.com/office/word/2020/wordml/sdtdatahash" xmlns:w16sdtfl="http://schemas.microsoft.com/office/word/2024/wordml/sdtformatlock" xmlns:w16se="http://schemas.microsoft.com/office/word/2015/wordml/symex" xmlns:wpg="http://schemas.microsoft.com/office/word/2010/wordprocessingGroup" xmlns:wpi="http://schemas.microsoft.com/office/word/2010/wordprocessingInk" xmlns:wne="http://schemas.microsoft.com/office/word/2006/wordml" xmlns:wps="http://schemas.microsoft.com/office/word/2010/wordprocessingShape" mc:Ignorable="w14 w15 w16se w16cid w16 w16cex w16sdtdh w16sdtfl w16du wp14">
   <w:tbl>
     <w:tblPr>
@@ -8907,6 +9547,7 @@
                               <w:lang w:val="fr-FR"/>
                             </w:rPr>
                           </w:pPr>
+                          <w:proofErr w:type="spellStart"/>
                           <w:r>
                             <w:rPr>
                               <w:sz w:val="40"/>
@@ -8921,13 +9562,23 @@
                             </w:rPr>
                             <w:t>en</w:t>
                           </w:r>
+                          <w:proofErr w:type="spellEnd"/>
                           <w:r>
                             <w:rPr>
                               <w:sz w:val="40"/>
                               <w:szCs w:val="40"/>
                             </w:rPr>
-                            <w:t xml:space="preserve"> SafeKit</w:t>
+                            <w:t xml:space="preserve"> </w:t>
                           </w:r>
+                          <w:proofErr w:type="spellStart"/>
+                          <w:r>
+                            <w:rPr>
+                              <w:sz w:val="40"/>
+                              <w:szCs w:val="40"/>
+                            </w:rPr>
+                            <w:t>SafeKit</w:t>
+                          </w:r>
+                          <w:proofErr w:type="spellEnd"/>
                         </w:p>
                       </w:txbxContent>
                     </wps:txbx>
@@ -8997,7 +9648,7 @@
 </w:hdr>
 </file>
 
-<file path=word/header9.xml><?xml version="1.0" encoding="utf-8"?>
+<file path=word/header7.xml><?xml version="1.0" encoding="utf-8"?>
 <w:hdr xmlns:wpc="http://schemas.microsoft.com/office/word/2010/wordprocessingCanvas" xmlns:cx="http://schemas.microsoft.com/office/drawing/2014/chartex" xmlns:cx1="http://schemas.microsoft.com/office/drawing/2015/9/8/chartex" xmlns:cx2="http://schemas.microsoft.com/office/drawing/2015/10/21/chartex" xmlns:cx3="http://schemas.microsoft.com/office/drawing/2016/5/9/chartex" xmlns:cx4="http://schemas.microsoft.com/office/drawing/2016/5/10/chartex" xmlns:cx5="http://schemas.microsoft.com/office/drawing/2016/5/11/chartex" xmlns:cx6="http://schemas.microsoft.com/office/drawing/2016/5/12/chartex" xmlns:cx7="http://schemas.microsoft.com/office/drawing/2016/5/13/chartex" xmlns:cx8="http://schemas.microsoft.com/office/drawing/2016/5/14/chartex" xmlns:mc="http://schemas.openxmlformats.org/markup-compatibility/2006" xmlns:aink="http://schemas.microsoft.com/office/drawing/2016/ink" xmlns:am3d="http://schemas.microsoft.com/office/drawing/2017/model3d" xmlns:o="urn:schemas-microsoft-com:office:office" xmlns:oel="http://schemas.microsoft.com/office/2019/extlst" xmlns:r="http://schemas.openxmlformats.org/officeDocument/2006/relationships" xmlns:m="http://schemas.openxmlformats.org/officeDocument/2006/math" xmlns:v="urn:schemas-microsoft-com:vml" xmlns:wp14="http://schemas.microsoft.com/office/word/2010/wordprocessingDrawing" xmlns:wp="http://schemas.openxmlformats.org/drawingml/2006/wordprocessingDrawing" xmlns:w10="urn:schemas-microsoft-com:office:word" xmlns:w="http://schemas.openxmlformats.org/wordprocessingml/2006/main" xmlns:w14="http://schemas.microsoft.com/office/word/2010/wordml" xmlns:w15="http://schemas.microsoft.com/office/word/2012/wordml" xmlns:w16cex="http://schemas.microsoft.com/office/word/2018/wordml/cex" xmlns:w16cid="http://schemas.microsoft.com/office/word/2016/wordml/cid" xmlns:w16="http://schemas.microsoft.com/office/word/2018/wordml" xmlns:w16du="http://schemas.microsoft.com/office/word/2023/wordml/word16du" xmlns:w16sdtdh="http://schemas.microsoft.com/office/word/2020/wordml/sdtdatahash" xmlns:w16sdtfl="http://schemas.microsoft.com/office/word/2024/wordml/sdtformatlock" xmlns:w16se="http://schemas.microsoft.com/office/word/2015/wordml/symex" xmlns:wpg="http://schemas.microsoft.com/office/word/2010/wordprocessingGroup" xmlns:wpi="http://schemas.microsoft.com/office/word/2010/wordprocessingInk" xmlns:wne="http://schemas.microsoft.com/office/word/2006/wordml" xmlns:wps="http://schemas.microsoft.com/office/word/2010/wordprocessingShape" mc:Ignorable="w14 w15 w16se w16cid w16 w16cex w16sdtdh w16sdtfl w16du wp14">
   <w:p>
     <w:pPr>

--- a/static/wp-content/uploads/documents/safekit-technical-overview-en.docx
+++ b/static/wp-content/uploads/documents/safekit-technical-overview-en.docx
@@ -59,7 +59,6 @@
                                 <w:lang w:val="fr-FR"/>
                               </w:rPr>
                             </w:pPr>
-                            <w:proofErr w:type="spellStart"/>
                             <w:r>
                               <w:rPr>
                                 <w:sz w:val="40"/>
@@ -67,23 +66,13 @@
                               </w:rPr>
                               <w:t>Eviden</w:t>
                             </w:r>
-                            <w:proofErr w:type="spellEnd"/>
                             <w:r>
                               <w:rPr>
                                 <w:sz w:val="40"/>
                                 <w:szCs w:val="40"/>
                               </w:rPr>
-                              <w:t xml:space="preserve"> </w:t>
+                              <w:t xml:space="preserve"> SafeKit</w:t>
                             </w:r>
-                            <w:proofErr w:type="spellStart"/>
-                            <w:r>
-                              <w:rPr>
-                                <w:sz w:val="40"/>
-                                <w:szCs w:val="40"/>
-                              </w:rPr>
-                              <w:t>SafeKit</w:t>
-                            </w:r>
-                            <w:proofErr w:type="spellEnd"/>
                           </w:p>
                         </w:txbxContent>
                       </wps:txbx>
@@ -3563,7 +3552,15 @@
       </w:r>
       <w:proofErr w:type="spellEnd"/>
       <w:r>
-        <w:t>, is a high availability software solution designed to ensure 24/7 uptime for business-critical applications. It supports both Windows and Linux platforms and eliminates the need for shared disks, enterprise editions of databases, or advanced technical skills, making it a cost-effective alternative to traditional clustering solutions.</w:t>
+        <w:t xml:space="preserve">, is a </w:t>
+      </w:r>
+      <w:proofErr w:type="gramStart"/>
+      <w:r>
+        <w:t>high availability</w:t>
+      </w:r>
+      <w:proofErr w:type="gramEnd"/>
+      <w:r>
+        <w:t xml:space="preserve"> software solution designed to ensure 24/7 uptime for business-critical applications. It supports both Windows and Linux platforms and eliminates the need for shared disks, enterprise editions of databases, or advanced technical skills, making it a cost-effective alternative to traditional clustering solutions.</w:t>
       </w:r>
     </w:p>
     <w:p>
@@ -3741,19 +3738,7 @@
           <w:rPr>
             <w:rStyle w:val="Lienhypertexte"/>
           </w:rPr>
-          <w:t xml:space="preserve"> sol</w:t>
-        </w:r>
-        <w:r>
-          <w:rPr>
-            <w:rStyle w:val="Lienhypertexte"/>
-          </w:rPr>
-          <w:t>u</w:t>
-        </w:r>
-        <w:r>
-          <w:rPr>
-            <w:rStyle w:val="Lienhypertexte"/>
-          </w:rPr>
-          <w:t>tions</w:t>
+          <w:t xml:space="preserve"> solutions</w:t>
         </w:r>
       </w:hyperlink>
       <w:r>
@@ -3824,7 +3809,21 @@
               <w:rPr>
                 <w:szCs w:val="18"/>
               </w:rPr>
-              <w:t>In this type of solution, only application data is replicated. And only the application is restarted in case of a failure.</w:t>
+              <w:t xml:space="preserve">In this type of solution, only application data is replicated. And only the application is restarted in case of </w:t>
+            </w:r>
+            <w:proofErr w:type="gramStart"/>
+            <w:r>
+              <w:rPr>
+                <w:szCs w:val="18"/>
+              </w:rPr>
+              <w:t>a failure</w:t>
+            </w:r>
+            <w:proofErr w:type="gramEnd"/>
+            <w:r>
+              <w:rPr>
+                <w:szCs w:val="18"/>
+              </w:rPr>
+              <w:t>.</w:t>
             </w:r>
           </w:p>
           <w:p>
@@ -4161,12 +4160,17 @@
       </w:r>
       <w:proofErr w:type="spellEnd"/>
       <w:r>
-        <w:t xml:space="preserve"> a</w:t>
+        <w:t xml:space="preserve"> </w:t>
+      </w:r>
+      <w:proofErr w:type="gramStart"/>
+      <w:r>
+        <w:t>a</w:t>
       </w:r>
       <w:r>
         <w:t>rchitectures</w:t>
       </w:r>
       <w:bookmarkEnd w:id="12"/>
+      <w:proofErr w:type="gramEnd"/>
     </w:p>
     <w:p>
       <w:proofErr w:type="spellStart"/>
@@ -4231,7 +4235,15 @@
         </w:r>
       </w:hyperlink>
       <w:r>
-        <w:t>, with network load balancing and failover, built by deploying a farm module on 2 servers or more.</w:t>
+        <w:t xml:space="preserve">, with network load balancing and failover, </w:t>
+      </w:r>
+      <w:proofErr w:type="gramStart"/>
+      <w:r>
+        <w:t>built</w:t>
+      </w:r>
+      <w:proofErr w:type="gramEnd"/>
+      <w:r>
+        <w:t xml:space="preserve"> by deploying a farm module on 2 servers or more.</w:t>
       </w:r>
     </w:p>
     <w:p>
@@ -4673,18 +4685,22 @@
         <w:t>ypervisors modules (</w:t>
       </w:r>
       <w:proofErr w:type="spellStart"/>
+      <w:proofErr w:type="gramStart"/>
       <w:r>
         <w:t>hyperv.safe</w:t>
       </w:r>
       <w:proofErr w:type="spellEnd"/>
+      <w:proofErr w:type="gramEnd"/>
       <w:r>
         <w:t xml:space="preserve">, </w:t>
       </w:r>
       <w:proofErr w:type="spellStart"/>
+      <w:proofErr w:type="gramStart"/>
       <w:r>
         <w:t>kvm.safe</w:t>
       </w:r>
       <w:proofErr w:type="spellEnd"/>
+      <w:proofErr w:type="gramEnd"/>
       <w:r>
         <w:t xml:space="preserve">) for </w:t>
       </w:r>
@@ -4740,11 +4756,16 @@
       <w:r>
         <w:t xml:space="preserve">module is a </w:t>
       </w:r>
+      <w:proofErr w:type="gramStart"/>
       <w:r>
         <w:t>“</w:t>
       </w:r>
       <w:r>
-        <w:t xml:space="preserve">.safe” </w:t>
+        <w:t>.safe</w:t>
+      </w:r>
+      <w:proofErr w:type="gramEnd"/>
+      <w:r>
+        <w:t xml:space="preserve">” </w:t>
       </w:r>
       <w:r>
         <w:t xml:space="preserve">file (zip type) </w:t>
@@ -4863,7 +4884,15 @@
         <w:t>T</w:t>
       </w:r>
       <w:r>
-        <w:t xml:space="preserve">he scripts to start and stop </w:t>
+        <w:t xml:space="preserve">he </w:t>
+      </w:r>
+      <w:proofErr w:type="gramStart"/>
+      <w:r>
+        <w:t>scripts to</w:t>
+      </w:r>
+      <w:proofErr w:type="gramEnd"/>
+      <w:r>
+        <w:t xml:space="preserve"> start and stop </w:t>
       </w:r>
       <w:r>
         <w:t>an</w:t>
@@ -5123,8 +5152,16 @@
               <w:rPr>
                 <w:lang w:val="en-US"/>
               </w:rPr>
-              <w:t>Replication of a few Tera-bytes</w:t>
+              <w:t xml:space="preserve">Replication of a few </w:t>
             </w:r>
+            <w:proofErr w:type="gramStart"/>
+            <w:r>
+              <w:rPr>
+                <w:lang w:val="en-US"/>
+              </w:rPr>
+              <w:t>Tera-bytes</w:t>
+            </w:r>
+            <w:proofErr w:type="gramEnd"/>
           </w:p>
         </w:tc>
         <w:tc>
@@ -5256,7 +5293,21 @@
               <w:rPr>
                 <w:lang w:val="en-US"/>
               </w:rPr>
-              <w:t xml:space="preserve">On a 1 Gb/s network, 3 Hours for 1 Tera-bytes. </w:t>
+              <w:t xml:space="preserve">On a 1 Gb/s network, 3 Hours for 1 </w:t>
+            </w:r>
+            <w:proofErr w:type="gramStart"/>
+            <w:r>
+              <w:rPr>
+                <w:lang w:val="en-US"/>
+              </w:rPr>
+              <w:t>Tera-bytes</w:t>
+            </w:r>
+            <w:proofErr w:type="gramEnd"/>
+            <w:r>
+              <w:rPr>
+                <w:lang w:val="en-US"/>
+              </w:rPr>
+              <w:t xml:space="preserve">. </w:t>
             </w:r>
           </w:p>
           <w:p>
@@ -5269,7 +5320,21 @@
               <w:rPr>
                 <w:lang w:val="en-US"/>
               </w:rPr>
-              <w:t>On a 10 Gb/s network, 1 hour or less for 1 Tera-bytes (depends on write disk IO performances).</w:t>
+              <w:t xml:space="preserve">On a 10 Gb/s network, 1 hour or less for 1 </w:t>
+            </w:r>
+            <w:proofErr w:type="gramStart"/>
+            <w:r>
+              <w:rPr>
+                <w:lang w:val="en-US"/>
+              </w:rPr>
+              <w:t>Tera-bytes</w:t>
+            </w:r>
+            <w:proofErr w:type="gramEnd"/>
+            <w:r>
+              <w:rPr>
+                <w:lang w:val="en-US"/>
+              </w:rPr>
+              <w:t xml:space="preserve"> (depends on write disk IO performances).</w:t>
             </w:r>
           </w:p>
         </w:tc>
@@ -5371,7 +5436,19 @@
               <w:rPr>
                 <w:lang w:val="en-US"/>
               </w:rPr>
-              <w:t>A LAN provides adequate latency (typically a round-trip of less than 2ms) for synchronous replication.</w:t>
+              <w:t xml:space="preserve">A LAN provides adequate latency (typically a round-trip of less than </w:t>
+            </w:r>
+            <w:r>
+              <w:rPr>
+                <w:lang w:val="en-US"/>
+              </w:rPr>
+              <w:t>5</w:t>
+            </w:r>
+            <w:r>
+              <w:rPr>
+                <w:lang w:val="en-US"/>
+              </w:rPr>
+              <w:t>ms) for synchronous replication.</w:t>
             </w:r>
           </w:p>
         </w:tc>
@@ -5641,10 +5718,12 @@
         <w:t xml:space="preserve">, Hyper-V, and KVM solutions are examples of mirror modules. You can create your own mirror module for your application based on the generic </w:t>
       </w:r>
       <w:proofErr w:type="spellStart"/>
+      <w:proofErr w:type="gramStart"/>
       <w:r>
         <w:t>mirror.safe</w:t>
       </w:r>
       <w:proofErr w:type="spellEnd"/>
+      <w:proofErr w:type="gramEnd"/>
       <w:r>
         <w:t xml:space="preserve"> module. </w:t>
       </w:r>
@@ -5653,13 +5732,7 @@
           <w:rPr>
             <w:rStyle w:val="Lienhypertexte"/>
           </w:rPr>
-          <w:t>Se</w:t>
-        </w:r>
-        <w:r>
-          <w:rPr>
-            <w:rStyle w:val="Lienhypertexte"/>
-          </w:rPr>
-          <w:t>e here for a list of modules</w:t>
+          <w:t>See here for a list of modules</w:t>
         </w:r>
       </w:hyperlink>
       <w:r>
@@ -5786,7 +5859,23 @@
       </w:r>
       <w:proofErr w:type="spellEnd"/>
       <w:r>
-        <w:t>. There are no pre-requisites on disk organization for the two servers. Directories to replicate may be located in the system disk.</w:t>
+        <w:t xml:space="preserve">. There are no pre-requisites </w:t>
+      </w:r>
+      <w:proofErr w:type="gramStart"/>
+      <w:r>
+        <w:t>on</w:t>
+      </w:r>
+      <w:proofErr w:type="gramEnd"/>
+      <w:r>
+        <w:t xml:space="preserve"> disk organization for the two servers. Directories to replicate may </w:t>
+      </w:r>
+      <w:proofErr w:type="gramStart"/>
+      <w:r>
+        <w:t>be located in</w:t>
+      </w:r>
+      <w:proofErr w:type="gramEnd"/>
+      <w:r>
+        <w:t xml:space="preserve"> the system disk.</w:t>
       </w:r>
     </w:p>
     <w:p>
@@ -5882,7 +5971,15 @@
       </w:r>
       <w:proofErr w:type="spellEnd"/>
       <w:r>
-        <w:t xml:space="preserve"> up-to-date on Server 2, thanks to the synchronous replication between Server 1 and Server 2. The application continues to run on Server 2 by locally modifying its files that are no longer replicated to Server 1.</w:t>
+        <w:t xml:space="preserve"> </w:t>
+      </w:r>
+      <w:proofErr w:type="gramStart"/>
+      <w:r>
+        <w:t>up-to-date</w:t>
+      </w:r>
+      <w:proofErr w:type="gramEnd"/>
+      <w:r>
+        <w:t xml:space="preserve"> on Server 2, thanks to the synchronous replication between Server 1 and Server 2. The application continues to run on Server 2 by locally modifying its files that are no longer replicated to Server 1.</w:t>
       </w:r>
     </w:p>
     <w:p>
@@ -6179,7 +6276,13 @@
         <w:t xml:space="preserve"> of a LAN </w:t>
       </w:r>
       <w:r>
-        <w:t xml:space="preserve">(typically a round-trip of less than 2ms) </w:t>
+        <w:t xml:space="preserve">(typically a round-trip of less than </w:t>
+      </w:r>
+      <w:r>
+        <w:t>5</w:t>
+      </w:r>
+      <w:r>
+        <w:t xml:space="preserve">ms) </w:t>
       </w:r>
       <w:r>
         <w:t>between the servers is required to implement synchronous data replication, possibly with an extended LAN in two geographically remote computer rooms.</w:t>
@@ -6200,8 +6303,21 @@
       </w:r>
     </w:p>
     <w:p>
-      <w:r>
-        <w:t>In particular, a transactional application may lose committed data in the event of a failure. Asynchronous replication can be used for data replication over a low-speed WAN to back up data remotely, but it is not suitable for high availability with automatic failover.</w:t>
+      <w:proofErr w:type="gramStart"/>
+      <w:r>
+        <w:t>In particular, a</w:t>
+      </w:r>
+      <w:proofErr w:type="gramEnd"/>
+      <w:r>
+        <w:t xml:space="preserve"> transactional application may lose committed data in the event of </w:t>
+      </w:r>
+      <w:proofErr w:type="gramStart"/>
+      <w:r>
+        <w:t>a failure</w:t>
+      </w:r>
+      <w:proofErr w:type="gramEnd"/>
+      <w:r>
+        <w:t>. Asynchronous replication can be used for data replication over a low-speed WAN to back up data remotely, but it is not suitable for high availability with automatic failover.</w:t>
       </w:r>
     </w:p>
     <w:p>
@@ -6294,7 +6410,23 @@
       </w:r>
       <w:proofErr w:type="spellEnd"/>
       <w:r>
-        <w:t xml:space="preserve"> supports multiple heartbeats across shared networks. A dedicated network with a second heartbeat can prevent network isolation and also be used as the replication network.</w:t>
+        <w:t xml:space="preserve"> supports multiple heartbeats across shared networks. A dedicated network with a second heartbeat can prevent network isolation </w:t>
+      </w:r>
+      <w:proofErr w:type="gramStart"/>
+      <w:r>
+        <w:t>and also</w:t>
+      </w:r>
+      <w:proofErr w:type="gramEnd"/>
+      <w:r>
+        <w:t xml:space="preserve"> be used as </w:t>
+      </w:r>
+      <w:proofErr w:type="gramStart"/>
+      <w:r>
+        <w:t>the</w:t>
+      </w:r>
+      <w:proofErr w:type="gramEnd"/>
+      <w:r>
+        <w:t xml:space="preserve"> replication network.</w:t>
       </w:r>
     </w:p>
     <w:p>
@@ -6713,9 +6845,11 @@
       <w:r>
         <w:t>Microsoft IIS</w:t>
       </w:r>
+      <w:proofErr w:type="gramStart"/>
       <w:r>
         <w:t>, NGINX</w:t>
       </w:r>
+      <w:proofErr w:type="gramEnd"/>
       <w:r>
         <w:t xml:space="preserve"> </w:t>
       </w:r>
@@ -6726,6 +6860,7 @@
         <w:t xml:space="preserve">are examples of farm modules. You can write your own farm module for your application, based on the generic </w:t>
       </w:r>
       <w:proofErr w:type="spellStart"/>
+      <w:proofErr w:type="gramStart"/>
       <w:r>
         <w:t>f</w:t>
       </w:r>
@@ -6736,6 +6871,7 @@
         <w:t>.safe</w:t>
       </w:r>
       <w:proofErr w:type="spellEnd"/>
+      <w:proofErr w:type="gramEnd"/>
       <w:r>
         <w:t xml:space="preserve"> </w:t>
       </w:r>
@@ -6845,7 +6981,15 @@
       </w:r>
       <w:r>
         <w:lastRenderedPageBreak/>
-        <w:t xml:space="preserve">different clients are distributed across various servers in the farm. This configuration is used when session affinity is </w:t>
+        <w:t xml:space="preserve">different clients are distributed across various servers </w:t>
+      </w:r>
+      <w:proofErr w:type="gramStart"/>
+      <w:r>
+        <w:t>in</w:t>
+      </w:r>
+      <w:proofErr w:type="gramEnd"/>
+      <w:r>
+        <w:t xml:space="preserve"> the farm. This configuration is used when session affinity is </w:t>
       </w:r>
       <w:r>
         <w:t>required</w:t>
@@ -6927,7 +7071,15 @@
         <w:pStyle w:val="PuceCircle"/>
       </w:pPr>
       <w:r>
-        <w:t>Failover process: If the server with the highest priority fails, the next available server with the highest priority takes over.</w:t>
+        <w:t xml:space="preserve">Failover process: If the server with the highest priority </w:t>
+      </w:r>
+      <w:proofErr w:type="gramStart"/>
+      <w:r>
+        <w:t>fails,</w:t>
+      </w:r>
+      <w:proofErr w:type="gramEnd"/>
+      <w:r>
+        <w:t xml:space="preserve"> the next available server with the highest priority takes over.</w:t>
       </w:r>
     </w:p>
     <w:p>
@@ -6949,7 +7101,15 @@
         <w:pStyle w:val="PuceCircle"/>
       </w:pPr>
       <w:r>
-        <w:t>Quick recovery time: This solution has a quick recovery time, as the application is pre-started on all servers. The recovery time is essentially the time needed to reconfigure the priorities among the servers in the farm (a few seconds).</w:t>
+        <w:t xml:space="preserve">Quick recovery time: This solution has a quick recovery time, as the application is pre-started on all servers. The recovery time is essentially the time needed to reconfigure the priorities among the servers </w:t>
+      </w:r>
+      <w:proofErr w:type="gramStart"/>
+      <w:r>
+        <w:t>in</w:t>
+      </w:r>
+      <w:proofErr w:type="gramEnd"/>
+      <w:r>
+        <w:t xml:space="preserve"> the farm (a few seconds).</w:t>
       </w:r>
     </w:p>
     <w:p>
@@ -6989,7 +7149,15 @@
       </w:r>
       <w:proofErr w:type="spellEnd"/>
       <w:r>
-        <w:t xml:space="preserve"> offers a "power" variable in the load balancing rules, which is set at the level of each server in the cluster. The power variable allows you to allocate more or less traffic to a server. When the power variable is set as a multiple of 64 between servers (e.g., 1, 64, 64</w:t>
+        <w:t xml:space="preserve"> offers a "power" variable in the load balancing rules, which is set at the level of each server in the cluster. The power variable allows you to allocate </w:t>
+      </w:r>
+      <w:proofErr w:type="gramStart"/>
+      <w:r>
+        <w:t>more or less traffic</w:t>
+      </w:r>
+      <w:proofErr w:type="gramEnd"/>
+      <w:r>
+        <w:t xml:space="preserve"> to a server. When the power variable is set as a multiple of 64 between servers (e.g., 1, 64, 64</w:t>
       </w:r>
       <w:r>
         <w:t>*</w:t>
@@ -7140,12 +7308,17 @@
         <w:t>a</w:t>
       </w:r>
       <w:r>
-        <w:t>pache_farm.s</w:t>
+        <w:t>pache_</w:t>
+      </w:r>
+      <w:proofErr w:type="gramStart"/>
+      <w:r>
+        <w:t>farm.s</w:t>
       </w:r>
       <w:r>
         <w:t>afe</w:t>
       </w:r>
       <w:proofErr w:type="spellEnd"/>
+      <w:proofErr w:type="gramEnd"/>
       <w:r>
         <w:t xml:space="preserve"> (farm architecture with load bal</w:t>
       </w:r>
@@ -7153,6 +7326,7 @@
         <w:t xml:space="preserve">ancing and failover) and </w:t>
       </w:r>
       <w:proofErr w:type="spellStart"/>
+      <w:proofErr w:type="gramStart"/>
       <w:r>
         <w:t>postgre</w:t>
       </w:r>
@@ -7166,6 +7340,7 @@
         <w:t>afe</w:t>
       </w:r>
       <w:proofErr w:type="spellEnd"/>
+      <w:proofErr w:type="gramEnd"/>
       <w:r>
         <w:t xml:space="preserve"> (mirror architecture with file replication and failover) on the same servers. </w:t>
       </w:r>
@@ -7624,7 +7799,15 @@
         <w:t xml:space="preserve">In the event of a failure, unlike in an active/active cluster, the backup server does not need to manage a double workload when a primary server fails. This assumes only one failure occurs at a time. While the solution can support multiple primary server failures simultaneously, in such cases, the single backup server will need to handle the combined workload of all the failed servers. </w:t>
       </w:r>
       <w:r>
-        <w:t xml:space="preserve">In a N-1 cluster, there are N mirror application modules installed </w:t>
+        <w:t xml:space="preserve">In </w:t>
+      </w:r>
+      <w:proofErr w:type="gramStart"/>
+      <w:r>
+        <w:t>a N</w:t>
+      </w:r>
+      <w:proofErr w:type="gramEnd"/>
+      <w:r>
+        <w:t xml:space="preserve">-1 cluster, there are N mirror application modules installed </w:t>
       </w:r>
       <w:r>
         <w:t>between</w:t>
@@ -8050,7 +8233,23 @@
     </w:p>
     <w:p>
       <w:r>
-        <w:t>The mirror solution in the cloud is similar to the on-premise one, except that the virtual IP address must be configured at the load balancer level:</w:t>
+        <w:t xml:space="preserve">The mirror solution in the cloud is </w:t>
+      </w:r>
+      <w:proofErr w:type="gramStart"/>
+      <w:r>
+        <w:t>similar to</w:t>
+      </w:r>
+      <w:proofErr w:type="gramEnd"/>
+      <w:r>
+        <w:t xml:space="preserve"> the </w:t>
+      </w:r>
+      <w:proofErr w:type="gramStart"/>
+      <w:r>
+        <w:t>on-premise</w:t>
+      </w:r>
+      <w:proofErr w:type="gramEnd"/>
+      <w:r>
+        <w:t xml:space="preserve"> one, except that the virtual IP address must be configured at the load balancer level:</w:t>
       </w:r>
     </w:p>
     <w:p>
@@ -8122,7 +8321,15 @@
         <w:pStyle w:val="PuceCircle"/>
       </w:pPr>
       <w:r>
-        <w:t xml:space="preserve">If the primary server fails or is stopped, the secondary server automatically becomes the primary one and returns OK to the health check. Thus, all requests to the virtual IP address are </w:t>
+        <w:t xml:space="preserve">If the primary server fails or is stopped, the secondary server automatically becomes the primary one and returns OK to the health check. Thus, all requests </w:t>
+      </w:r>
+      <w:proofErr w:type="gramStart"/>
+      <w:r>
+        <w:t>to</w:t>
+      </w:r>
+      <w:proofErr w:type="gramEnd"/>
+      <w:r>
+        <w:t xml:space="preserve"> the virtual IP address are </w:t>
       </w:r>
       <w:r>
         <w:t>re</w:t>
@@ -8323,7 +8530,23 @@
     </w:p>
     <w:p>
       <w:r>
-        <w:t>The farm solution in the cloud is similar to the on-premise one, except that the virtual IP address must be configured at the load balancer level:</w:t>
+        <w:t xml:space="preserve">The farm solution in the cloud is </w:t>
+      </w:r>
+      <w:proofErr w:type="gramStart"/>
+      <w:r>
+        <w:t>similar to</w:t>
+      </w:r>
+      <w:proofErr w:type="gramEnd"/>
+      <w:r>
+        <w:t xml:space="preserve"> the </w:t>
+      </w:r>
+      <w:proofErr w:type="gramStart"/>
+      <w:r>
+        <w:t>on-premise</w:t>
+      </w:r>
+      <w:proofErr w:type="gramEnd"/>
+      <w:r>
+        <w:t xml:space="preserve"> one, except that the virtual IP address must be configured at the load balancer level:</w:t>
       </w:r>
     </w:p>
     <w:p>
@@ -8567,7 +8790,23 @@
         <w:noProof w:val="0"/>
         <w:szCs w:val="14"/>
       </w:rPr>
-      <w:t xml:space="preserve">. All products, brand names, service marks, trademarks and other names mentioned in this document are proprietary to their respective owners and are protected by applicable trademark and copyright laws. </w:t>
+      <w:t xml:space="preserve">. All products, brand names, service marks, trademarks and other names mentioned in this document are proprietary to their respective owners and are protected by applicable </w:t>
+    </w:r>
+    <w:proofErr w:type="gramStart"/>
+    <w:r>
+      <w:rPr>
+        <w:noProof w:val="0"/>
+        <w:szCs w:val="14"/>
+      </w:rPr>
+      <w:t>trademark</w:t>
+    </w:r>
+    <w:proofErr w:type="gramEnd"/>
+    <w:r>
+      <w:rPr>
+        <w:noProof w:val="0"/>
+        <w:szCs w:val="14"/>
+      </w:rPr>
+      <w:t xml:space="preserve"> and copyright laws. </w:t>
     </w:r>
     <w:proofErr w:type="spellStart"/>
     <w:r>
